--- a/ECET 251 FINAL REPORT.docx
+++ b/ECET 251 FINAL REPORT.docx
@@ -276,7 +276,7 @@
           <w:noProof/>
         </w:rPr>
         <w:drawing>
-          <wp:inline distT="0" distB="0" distL="0" distR="0" wp14:anchorId="10C62CB3" wp14:editId="79414372">
+          <wp:inline distT="0" distB="0" distL="0" distR="0" wp14:anchorId="10C62CB3" wp14:editId="2FDA1C7C">
             <wp:extent cx="4045268" cy="2778826"/>
             <wp:effectExtent l="0" t="0" r="0" b="2540"/>
             <wp:docPr id="2040163765" name="Picture 8"/>
@@ -300,7 +300,7 @@
                         </a:ext>
                       </a:extLst>
                     </a:blip>
-                    <a:srcRect t="37086" b="24242"/>
+                    <a:srcRect t="33090" b="28238"/>
                     <a:stretch>
                       <a:fillRect/>
                     </a:stretch>
@@ -590,14 +590,12 @@
       <w:r>
         <w:t xml:space="preserve"> (</w:t>
       </w:r>
-      <w:proofErr w:type="gramStart"/>
       <w:r>
         <w:t xml:space="preserve">Tx) </w:t>
       </w:r>
       <w:r>
-        <w:t xml:space="preserve"> and</w:t>
-      </w:r>
-      <w:proofErr w:type="gramEnd"/>
+        <w:t>and</w:t>
+      </w:r>
       <w:r>
         <w:t xml:space="preserve"> receiver</w:t>
       </w:r>
@@ -608,10 +606,7 @@
         <w:t>.</w:t>
       </w:r>
       <w:r>
-        <w:t xml:space="preserve"> </w:t>
-      </w:r>
-      <w:r>
-        <w:t>The dotted lines represent power, the dashed line represent wireless transmission, and the solid lines represent signals between components.</w:t>
+        <w:t xml:space="preserve"> The dotted lines represent power, the dashed line represent wireless transmission, and the solid lines represent signals between components.</w:t>
       </w:r>
     </w:p>
     <w:p>
@@ -849,19 +844,21 @@
         <w:tblLook w:val="04A0" w:firstRow="1" w:lastRow="0" w:firstColumn="1" w:lastColumn="0" w:noHBand="0" w:noVBand="1"/>
       </w:tblPr>
       <w:tblGrid>
-        <w:gridCol w:w="2210"/>
-        <w:gridCol w:w="2159"/>
+        <w:gridCol w:w="2410"/>
+        <w:gridCol w:w="1959"/>
         <w:gridCol w:w="4987"/>
       </w:tblGrid>
       <w:tr>
         <w:tc>
           <w:tcPr>
-            <w:tcW w:w="2210" w:type="dxa"/>
+            <w:tcW w:w="2410" w:type="dxa"/>
+            <w:shd w:val="clear" w:color="auto" w:fill="D1D1D1" w:themeFill="background2" w:themeFillShade="E6"/>
           </w:tcPr>
           <w:p>
             <w:pPr>
               <w:pStyle w:val="ListParagraph"/>
               <w:ind w:left="0"/>
+              <w:jc w:val="center"/>
               <w:rPr>
                 <w:b/>
                 <w:bCs/>
@@ -878,12 +875,14 @@
         </w:tc>
         <w:tc>
           <w:tcPr>
-            <w:tcW w:w="2159" w:type="dxa"/>
+            <w:tcW w:w="1959" w:type="dxa"/>
+            <w:shd w:val="clear" w:color="auto" w:fill="D1D1D1" w:themeFill="background2" w:themeFillShade="E6"/>
           </w:tcPr>
           <w:p>
             <w:pPr>
               <w:pStyle w:val="ListParagraph"/>
               <w:ind w:left="0"/>
+              <w:jc w:val="center"/>
               <w:rPr>
                 <w:b/>
                 <w:bCs/>
@@ -901,6 +900,7 @@
         <w:tc>
           <w:tcPr>
             <w:tcW w:w="4987" w:type="dxa"/>
+            <w:shd w:val="clear" w:color="auto" w:fill="D1D1D1" w:themeFill="background2" w:themeFillShade="E6"/>
           </w:tcPr>
           <w:p>
             <w:pPr>
@@ -909,6 +909,7 @@
                 <w:tab w:val="left" w:pos="3478"/>
               </w:tabs>
               <w:ind w:left="0"/>
+              <w:jc w:val="center"/>
               <w:rPr>
                 <w:b/>
                 <w:bCs/>
@@ -920,13 +921,6 @@
                 <w:bCs/>
               </w:rPr>
               <w:t>Specification</w:t>
-            </w:r>
-            <w:r>
-              <w:rPr>
-                <w:b/>
-                <w:bCs/>
-              </w:rPr>
-              <w:tab/>
             </w:r>
           </w:p>
         </w:tc>
@@ -934,7 +928,7 @@
       <w:tr>
         <w:tc>
           <w:tcPr>
-            <w:tcW w:w="2210" w:type="dxa"/>
+            <w:tcW w:w="2410" w:type="dxa"/>
           </w:tcPr>
           <w:p>
             <w:pPr>
@@ -949,7 +943,7 @@
         </w:tc>
         <w:tc>
           <w:tcPr>
-            <w:tcW w:w="2159" w:type="dxa"/>
+            <w:tcW w:w="1959" w:type="dxa"/>
           </w:tcPr>
           <w:p>
             <w:pPr>
@@ -985,7 +979,7 @@
       <w:tr>
         <w:tc>
           <w:tcPr>
-            <w:tcW w:w="2210" w:type="dxa"/>
+            <w:tcW w:w="2410" w:type="dxa"/>
           </w:tcPr>
           <w:p>
             <w:pPr>
@@ -1000,7 +994,7 @@
         </w:tc>
         <w:tc>
           <w:tcPr>
-            <w:tcW w:w="2159" w:type="dxa"/>
+            <w:tcW w:w="1959" w:type="dxa"/>
           </w:tcPr>
           <w:p>
             <w:pPr>
@@ -1036,7 +1030,7 @@
         </w:trPr>
         <w:tc>
           <w:tcPr>
-            <w:tcW w:w="2210" w:type="dxa"/>
+            <w:tcW w:w="2410" w:type="dxa"/>
           </w:tcPr>
           <w:p>
             <w:pPr>
@@ -1051,7 +1045,7 @@
         </w:tc>
         <w:tc>
           <w:tcPr>
-            <w:tcW w:w="2159" w:type="dxa"/>
+            <w:tcW w:w="1959" w:type="dxa"/>
           </w:tcPr>
           <w:p>
             <w:pPr>
@@ -1087,7 +1081,7 @@
         </w:trPr>
         <w:tc>
           <w:tcPr>
-            <w:tcW w:w="2210" w:type="dxa"/>
+            <w:tcW w:w="2410" w:type="dxa"/>
           </w:tcPr>
           <w:p>
             <w:pPr>
@@ -1102,7 +1096,7 @@
         </w:tc>
         <w:tc>
           <w:tcPr>
-            <w:tcW w:w="2159" w:type="dxa"/>
+            <w:tcW w:w="1959" w:type="dxa"/>
           </w:tcPr>
           <w:p>
             <w:pPr>
@@ -1150,7 +1144,7 @@
         </w:trPr>
         <w:tc>
           <w:tcPr>
-            <w:tcW w:w="2210" w:type="dxa"/>
+            <w:tcW w:w="2410" w:type="dxa"/>
           </w:tcPr>
           <w:p>
             <w:pPr>
@@ -1165,7 +1159,7 @@
         </w:tc>
         <w:tc>
           <w:tcPr>
-            <w:tcW w:w="2159" w:type="dxa"/>
+            <w:tcW w:w="1959" w:type="dxa"/>
           </w:tcPr>
           <w:p>
             <w:pPr>
@@ -1201,7 +1195,7 @@
         </w:trPr>
         <w:tc>
           <w:tcPr>
-            <w:tcW w:w="2210" w:type="dxa"/>
+            <w:tcW w:w="2410" w:type="dxa"/>
           </w:tcPr>
           <w:p>
             <w:pPr>
@@ -1210,13 +1204,13 @@
               <w:ind w:left="0"/>
             </w:pPr>
             <w:r>
-              <w:t>Polarized capacitor</w:t>
+              <w:t>LEDS</w:t>
             </w:r>
           </w:p>
         </w:tc>
         <w:tc>
           <w:tcPr>
-            <w:tcW w:w="2159" w:type="dxa"/>
+            <w:tcW w:w="1959" w:type="dxa"/>
           </w:tcPr>
           <w:p>
             <w:pPr>
@@ -1241,24 +1235,24 @@
               <w:ind w:left="0"/>
             </w:pPr>
             <w:r>
-              <w:t>10uF capacitance, 16V</w:t>
-            </w:r>
-            <w:r>
-              <w:t xml:space="preserve"> (min)</w:t>
-            </w:r>
-            <w:r>
-              <w:t xml:space="preserve"> voltage rating.</w:t>
+              <w:t>1 Blue LED. 2 Green LEDs</w:t>
+            </w:r>
+            <w:r>
+              <w:t>,</w:t>
+            </w:r>
+            <w:r>
+              <w:t xml:space="preserve"> 1 Yellow LED</w:t>
             </w:r>
           </w:p>
         </w:tc>
       </w:tr>
       <w:tr>
         <w:trPr>
-          <w:trHeight w:val="408"/>
+          <w:trHeight w:val="417"/>
         </w:trPr>
         <w:tc>
           <w:tcPr>
-            <w:tcW w:w="2210" w:type="dxa"/>
+            <w:tcW w:w="2410" w:type="dxa"/>
           </w:tcPr>
           <w:p>
             <w:pPr>
@@ -1267,13 +1261,13 @@
               <w:ind w:left="0"/>
             </w:pPr>
             <w:r>
-              <w:t>Capacitor</w:t>
+              <w:t>Resistor</w:t>
             </w:r>
           </w:p>
         </w:tc>
         <w:tc>
           <w:tcPr>
-            <w:tcW w:w="2159" w:type="dxa"/>
+            <w:tcW w:w="1959" w:type="dxa"/>
           </w:tcPr>
           <w:p>
             <w:pPr>
@@ -1283,7 +1277,7 @@
               <w:jc w:val="center"/>
             </w:pPr>
             <w:r>
-              <w:t>4</w:t>
+              <w:t>5</w:t>
             </w:r>
           </w:p>
         </w:tc>
@@ -1298,21 +1292,18 @@
               <w:ind w:left="0"/>
             </w:pPr>
             <w:r>
-              <w:t>0.1uF non polarized capacitor.</w:t>
-            </w:r>
-            <w:r>
-              <w:t xml:space="preserve"> </w:t>
+              <w:t>1 x 10kΩ, 4 x 1kΩ resistors</w:t>
             </w:r>
           </w:p>
         </w:tc>
       </w:tr>
       <w:tr>
         <w:trPr>
-          <w:trHeight w:val="429"/>
+          <w:trHeight w:val="417"/>
         </w:trPr>
         <w:tc>
           <w:tcPr>
-            <w:tcW w:w="2210" w:type="dxa"/>
+            <w:tcW w:w="2410" w:type="dxa"/>
           </w:tcPr>
           <w:p>
             <w:pPr>
@@ -1321,13 +1312,13 @@
               <w:ind w:left="0"/>
             </w:pPr>
             <w:r>
-              <w:t>Resistor</w:t>
+              <w:t>Polarized capacitor</w:t>
             </w:r>
           </w:p>
         </w:tc>
         <w:tc>
           <w:tcPr>
-            <w:tcW w:w="2159" w:type="dxa"/>
+            <w:tcW w:w="1959" w:type="dxa"/>
           </w:tcPr>
           <w:p>
             <w:pPr>
@@ -1337,7 +1328,7 @@
               <w:jc w:val="center"/>
             </w:pPr>
             <w:r>
-              <w:t>5</w:t>
+              <w:t>4</w:t>
             </w:r>
           </w:p>
         </w:tc>
@@ -1352,24 +1343,24 @@
               <w:ind w:left="0"/>
             </w:pPr>
             <w:r>
-              <w:t>1 x 10kΩ</w:t>
-            </w:r>
-            <w:r>
-              <w:t>, 4 x 1kΩ resistors</w:t>
-            </w:r>
-            <w:r>
-              <w:t xml:space="preserve">, </w:t>
+              <w:t>10uF capacitance, 16V</w:t>
+            </w:r>
+            <w:r>
+              <w:t xml:space="preserve"> (min)</w:t>
+            </w:r>
+            <w:r>
+              <w:t xml:space="preserve"> voltage rating.</w:t>
             </w:r>
           </w:p>
         </w:tc>
       </w:tr>
       <w:tr>
         <w:trPr>
-          <w:trHeight w:val="393"/>
+          <w:trHeight w:val="408"/>
         </w:trPr>
         <w:tc>
           <w:tcPr>
-            <w:tcW w:w="2210" w:type="dxa"/>
+            <w:tcW w:w="2410" w:type="dxa"/>
           </w:tcPr>
           <w:p>
             <w:pPr>
@@ -1378,13 +1369,13 @@
               <w:ind w:left="0"/>
             </w:pPr>
             <w:r>
-              <w:t>LEDS</w:t>
+              <w:t>Capacitor</w:t>
             </w:r>
           </w:p>
         </w:tc>
         <w:tc>
           <w:tcPr>
-            <w:tcW w:w="2159" w:type="dxa"/>
+            <w:tcW w:w="1959" w:type="dxa"/>
           </w:tcPr>
           <w:p>
             <w:pPr>
@@ -1405,18 +1396,14 @@
           <w:p>
             <w:pPr>
               <w:pStyle w:val="ListParagraph"/>
-              <w:keepNext/>
               <w:spacing w:line="276" w:lineRule="auto"/>
               <w:ind w:left="0"/>
             </w:pPr>
             <w:r>
-              <w:t>1 Blue LED. 2 Green LEDs</w:t>
-            </w:r>
-            <w:r>
-              <w:t>,</w:t>
-            </w:r>
-            <w:r>
-              <w:t xml:space="preserve"> 1 Yellow LED</w:t>
+              <w:t>0.1uF non polarized capacitor.</w:t>
+            </w:r>
+            <w:r>
+              <w:t xml:space="preserve"> </w:t>
             </w:r>
           </w:p>
         </w:tc>
@@ -1660,7 +1647,13 @@
       </w:pPr>
       <w:r>
         <w:lastRenderedPageBreak/>
-        <w:t>Transmitter Hardware Flowchart</w:t>
+        <w:t xml:space="preserve">Transmitter </w:t>
+      </w:r>
+      <w:r>
+        <w:t>Software</w:t>
+      </w:r>
+      <w:r>
+        <w:t xml:space="preserve"> Flowchart</w:t>
       </w:r>
     </w:p>
     <w:p/>
@@ -1727,35 +1720,83 @@
       <w:pPr>
         <w:pStyle w:val="Caption"/>
         <w:jc w:val="center"/>
-      </w:pPr>
-      <w:r>
+        <w:rPr>
+          <w:sz w:val="20"/>
+          <w:szCs w:val="20"/>
+        </w:rPr>
+      </w:pPr>
+    </w:p>
+    <w:p>
+      <w:pPr>
+        <w:pStyle w:val="Caption"/>
+        <w:jc w:val="center"/>
+        <w:rPr>
+          <w:sz w:val="20"/>
+          <w:szCs w:val="20"/>
+        </w:rPr>
+      </w:pPr>
+      <w:r>
+        <w:rPr>
+          <w:sz w:val="20"/>
+          <w:szCs w:val="20"/>
+        </w:rPr>
         <w:t xml:space="preserve">Figure </w:t>
       </w:r>
       <w:r>
+        <w:rPr>
+          <w:sz w:val="20"/>
+          <w:szCs w:val="20"/>
+        </w:rPr>
         <w:fldChar w:fldCharType="begin"/>
       </w:r>
       <w:r>
+        <w:rPr>
+          <w:sz w:val="20"/>
+          <w:szCs w:val="20"/>
+        </w:rPr>
         <w:instrText xml:space="preserve"> SEQ Figure \* ARABIC </w:instrText>
       </w:r>
       <w:r>
+        <w:rPr>
+          <w:sz w:val="20"/>
+          <w:szCs w:val="20"/>
+        </w:rPr>
         <w:fldChar w:fldCharType="separate"/>
       </w:r>
       <w:r>
         <w:rPr>
           <w:noProof/>
+          <w:sz w:val="20"/>
+          <w:szCs w:val="20"/>
         </w:rPr>
         <w:t>5</w:t>
       </w:r>
       <w:r>
+        <w:rPr>
+          <w:sz w:val="20"/>
+          <w:szCs w:val="20"/>
+        </w:rPr>
         <w:fldChar w:fldCharType="end"/>
       </w:r>
       <w:r>
+        <w:rPr>
+          <w:sz w:val="20"/>
+          <w:szCs w:val="20"/>
+        </w:rPr>
         <w:t xml:space="preserve"> Transmitter Software Flow</w:t>
       </w:r>
       <w:r>
+        <w:rPr>
+          <w:sz w:val="20"/>
+          <w:szCs w:val="20"/>
+        </w:rPr>
         <w:t>c</w:t>
       </w:r>
       <w:r>
+        <w:rPr>
+          <w:sz w:val="20"/>
+          <w:szCs w:val="20"/>
+        </w:rPr>
         <w:t>hart</w:t>
       </w:r>
     </w:p>
@@ -1778,7 +1819,13 @@
       </w:pPr>
       <w:r>
         <w:lastRenderedPageBreak/>
-        <w:t>Receiver Hardware Flowchart</w:t>
+        <w:t xml:space="preserve">Receiver </w:t>
+      </w:r>
+      <w:r>
+        <w:t>Soft</w:t>
+      </w:r>
+      <w:r>
+        <w:t>ware Flowchart</w:t>
       </w:r>
     </w:p>
     <w:p/>
@@ -1846,31 +1893,69 @@
         <w:pStyle w:val="Caption"/>
         <w:jc w:val="center"/>
         <w:rPr>
+          <w:sz w:val="20"/>
+          <w:szCs w:val="20"/>
+        </w:rPr>
+      </w:pPr>
+    </w:p>
+    <w:p>
+      <w:pPr>
+        <w:pStyle w:val="Caption"/>
+        <w:jc w:val="center"/>
+        <w:rPr>
           <w:noProof/>
-        </w:rPr>
-      </w:pPr>
-      <w:r>
+          <w:sz w:val="20"/>
+          <w:szCs w:val="20"/>
+        </w:rPr>
+      </w:pPr>
+      <w:r>
+        <w:rPr>
+          <w:sz w:val="20"/>
+          <w:szCs w:val="20"/>
+        </w:rPr>
         <w:t xml:space="preserve">Figure </w:t>
       </w:r>
       <w:r>
+        <w:rPr>
+          <w:sz w:val="20"/>
+          <w:szCs w:val="20"/>
+        </w:rPr>
         <w:fldChar w:fldCharType="begin"/>
       </w:r>
       <w:r>
+        <w:rPr>
+          <w:sz w:val="20"/>
+          <w:szCs w:val="20"/>
+        </w:rPr>
         <w:instrText xml:space="preserve"> SEQ Figure \* ARABIC </w:instrText>
       </w:r>
       <w:r>
+        <w:rPr>
+          <w:sz w:val="20"/>
+          <w:szCs w:val="20"/>
+        </w:rPr>
         <w:fldChar w:fldCharType="separate"/>
       </w:r>
       <w:r>
         <w:rPr>
           <w:noProof/>
+          <w:sz w:val="20"/>
+          <w:szCs w:val="20"/>
         </w:rPr>
         <w:t>6</w:t>
       </w:r>
       <w:r>
+        <w:rPr>
+          <w:sz w:val="20"/>
+          <w:szCs w:val="20"/>
+        </w:rPr>
         <w:fldChar w:fldCharType="end"/>
       </w:r>
       <w:r>
+        <w:rPr>
+          <w:sz w:val="20"/>
+          <w:szCs w:val="20"/>
+        </w:rPr>
         <w:t xml:space="preserve"> Receiver Software Flowchart</w:t>
       </w:r>
     </w:p>
@@ -2805,12 +2890,21 @@
           <w:bCs/>
         </w:rPr>
       </w:pPr>
-      <w:r>
+    </w:p>
+    <w:p>
+      <w:pPr>
         <w:rPr>
           <w:rFonts w:eastAsiaTheme="minorEastAsia"/>
           <w:b/>
           <w:bCs/>
         </w:rPr>
+      </w:pPr>
+      <w:r>
+        <w:rPr>
+          <w:rFonts w:eastAsiaTheme="minorEastAsia"/>
+          <w:b/>
+          <w:bCs/>
+        </w:rPr>
         <w:t>Bit Error Rate:</w:t>
       </w:r>
     </w:p>
@@ -2823,9 +2917,17 @@
           <w:noProof/>
         </w:rPr>
         <w:drawing>
-          <wp:inline distT="0" distB="0" distL="0" distR="0" wp14:anchorId="586B83C8" wp14:editId="4D88FF1E">
+          <wp:anchor distT="0" distB="0" distL="114300" distR="114300" simplePos="0" relativeHeight="251661312" behindDoc="0" locked="0" layoutInCell="1" allowOverlap="1" wp14:anchorId="586B83C8" wp14:editId="3651D001">
+            <wp:simplePos x="0" y="0"/>
+            <wp:positionH relativeFrom="column">
+              <wp:posOffset>0</wp:posOffset>
+            </wp:positionH>
+            <wp:positionV relativeFrom="paragraph">
+              <wp:posOffset>-2771</wp:posOffset>
+            </wp:positionV>
             <wp:extent cx="3315163" cy="2676899"/>
             <wp:effectExtent l="0" t="0" r="0" b="9525"/>
+            <wp:wrapSquare wrapText="bothSides"/>
             <wp:docPr id="1485880998" name="Picture 1"/>
             <wp:cNvGraphicFramePr>
               <a:graphicFrameLocks xmlns:a="http://schemas.openxmlformats.org/drawingml/2006/main" noChangeAspect="1"/>
@@ -2838,7 +2940,13 @@
                     <pic:cNvPicPr/>
                   </pic:nvPicPr>
                   <pic:blipFill>
-                    <a:blip r:embed="rId12"/>
+                    <a:blip r:embed="rId12">
+                      <a:extLst>
+                        <a:ext uri="{28A0092B-C50C-407E-A947-70E740481C1C}">
+                          <a14:useLocalDpi xmlns:a14="http://schemas.microsoft.com/office/drawing/2010/main" val="0"/>
+                        </a:ext>
+                      </a:extLst>
+                    </a:blip>
                     <a:stretch>
                       <a:fillRect/>
                     </a:stretch>
@@ -2855,209 +2963,121 @@
                 </pic:pic>
               </a:graphicData>
             </a:graphic>
-          </wp:inline>
+          </wp:anchor>
         </w:drawing>
       </w:r>
     </w:p>
+    <w:p/>
+    <w:p/>
+    <w:p>
+      <m:oMathPara>
+        <m:oMathParaPr>
+          <m:jc m:val="center"/>
+        </m:oMathParaPr>
+        <m:oMath>
+          <m:r>
+            <w:rPr>
+              <w:rFonts w:ascii="Cambria Math" w:hAnsi="Cambria Math"/>
+            </w:rPr>
+            <m:t>BER=</m:t>
+          </m:r>
+          <m:f>
+            <m:fPr>
+              <m:ctrlPr>
+                <w:rPr>
+                  <w:rFonts w:ascii="Cambria Math" w:hAnsi="Cambria Math"/>
+                  <w:i/>
+                </w:rPr>
+              </m:ctrlPr>
+            </m:fPr>
+            <m:num>
+              <m:r>
+                <w:rPr>
+                  <w:rFonts w:ascii="Cambria Math" w:hAnsi="Cambria Math"/>
+                </w:rPr>
+                <m:t>1</m:t>
+              </m:r>
+            </m:num>
+            <m:den>
+              <m:r>
+                <w:rPr>
+                  <w:rFonts w:ascii="Cambria Math" w:hAnsi="Cambria Math"/>
+                </w:rPr>
+                <m:t>3499</m:t>
+              </m:r>
+            </m:den>
+          </m:f>
+          <m:r>
+            <w:rPr>
+              <w:rFonts w:ascii="Cambria Math" w:hAnsi="Cambria Math"/>
+            </w:rPr>
+            <m:t>=0.00028%</m:t>
+          </m:r>
+        </m:oMath>
+      </m:oMathPara>
+    </w:p>
+    <w:p/>
+    <w:p/>
+    <w:p/>
+    <w:p/>
     <w:p>
       <w:pPr>
         <w:pStyle w:val="Caption"/>
-      </w:pPr>
+        <w:ind w:firstLine="720"/>
+        <w:rPr>
+          <w:sz w:val="20"/>
+          <w:szCs w:val="20"/>
+        </w:rPr>
+      </w:pPr>
+      <w:r>
+        <w:rPr>
+          <w:sz w:val="20"/>
+          <w:szCs w:val="20"/>
+        </w:rPr>
+        <w:t xml:space="preserve">Figure </w:t>
+      </w:r>
+      <w:r>
+        <w:rPr>
+          <w:sz w:val="20"/>
+          <w:szCs w:val="20"/>
+        </w:rPr>
+        <w:fldChar w:fldCharType="begin"/>
+      </w:r>
+      <w:r>
+        <w:rPr>
+          <w:sz w:val="20"/>
+          <w:szCs w:val="20"/>
+        </w:rPr>
+        <w:instrText xml:space="preserve"> SEQ Figure \* ARABIC </w:instrText>
+      </w:r>
+      <w:r>
+        <w:rPr>
+          <w:sz w:val="20"/>
+          <w:szCs w:val="20"/>
+        </w:rPr>
+        <w:fldChar w:fldCharType="separate"/>
+      </w:r>
       <w:r>
         <w:rPr>
           <w:noProof/>
-        </w:rPr>
-        <mc:AlternateContent>
-          <mc:Choice Requires="wps">
-            <w:drawing>
-              <wp:anchor distT="0" distB="0" distL="114300" distR="114300" simplePos="0" relativeHeight="251664384" behindDoc="0" locked="0" layoutInCell="1" allowOverlap="1" wp14:anchorId="4C626598" wp14:editId="36B7C8A9">
-                <wp:simplePos x="0" y="0"/>
-                <wp:positionH relativeFrom="margin">
-                  <wp:align>center</wp:align>
-                </wp:positionH>
-                <wp:positionV relativeFrom="paragraph">
-                  <wp:posOffset>270510</wp:posOffset>
-                </wp:positionV>
-                <wp:extent cx="2638425" cy="590550"/>
-                <wp:effectExtent l="0" t="0" r="9525" b="0"/>
-                <wp:wrapNone/>
-                <wp:docPr id="2144535318" name="Text Box 3"/>
-                <wp:cNvGraphicFramePr/>
-                <a:graphic xmlns:a="http://schemas.openxmlformats.org/drawingml/2006/main">
-                  <a:graphicData uri="http://schemas.microsoft.com/office/word/2010/wordprocessingShape">
-                    <wps:wsp>
-                      <wps:cNvSpPr txBox="1"/>
-                      <wps:spPr>
-                        <a:xfrm>
-                          <a:off x="0" y="0"/>
-                          <a:ext cx="2638425" cy="590550"/>
-                        </a:xfrm>
-                        <a:prstGeom prst="rect">
-                          <a:avLst/>
-                        </a:prstGeom>
-                        <a:solidFill>
-                          <a:schemeClr val="lt1"/>
-                        </a:solidFill>
-                        <a:ln w="6350">
-                          <a:noFill/>
-                        </a:ln>
-                      </wps:spPr>
-                      <wps:txbx>
-                        <w:txbxContent>
-                          <w:p>
-                            <m:oMathPara>
-                              <m:oMathParaPr>
-                                <m:jc m:val="center"/>
-                              </m:oMathParaPr>
-                              <m:oMath>
-                                <m:r>
-                                  <w:rPr>
-                                    <w:rFonts w:ascii="Cambria Math" w:hAnsi="Cambria Math"/>
-                                  </w:rPr>
-                                  <m:t>BER=</m:t>
-                                </m:r>
-                                <m:f>
-                                  <m:fPr>
-                                    <m:ctrlPr>
-                                      <w:rPr>
-                                        <w:rFonts w:ascii="Cambria Math" w:hAnsi="Cambria Math"/>
-                                        <w:i/>
-                                      </w:rPr>
-                                    </m:ctrlPr>
-                                  </m:fPr>
-                                  <m:num>
-                                    <m:r>
-                                      <w:rPr>
-                                        <w:rFonts w:ascii="Cambria Math" w:hAnsi="Cambria Math"/>
-                                      </w:rPr>
-                                      <m:t>1</m:t>
-                                    </m:r>
-                                  </m:num>
-                                  <m:den>
-                                    <m:r>
-                                      <w:rPr>
-                                        <w:rFonts w:ascii="Cambria Math" w:hAnsi="Cambria Math"/>
-                                      </w:rPr>
-                                      <m:t>3499</m:t>
-                                    </m:r>
-                                  </m:den>
-                                </m:f>
-                                <m:r>
-                                  <w:rPr>
-                                    <w:rFonts w:ascii="Cambria Math" w:hAnsi="Cambria Math"/>
-                                  </w:rPr>
-                                  <m:t>=0.00028%</m:t>
-                                </m:r>
-                              </m:oMath>
-                            </m:oMathPara>
-                          </w:p>
-                          <w:p/>
-                        </w:txbxContent>
-                      </wps:txbx>
-                      <wps:bodyPr rot="0" spcFirstLastPara="0" vertOverflow="overflow" horzOverflow="overflow" vert="horz" wrap="square" lIns="91440" tIns="45720" rIns="91440" bIns="45720" numCol="1" spcCol="0" rtlCol="0" fromWordArt="0" anchor="t" anchorCtr="0" forceAA="0" compatLnSpc="1">
-                        <a:prstTxWarp prst="textNoShape">
-                          <a:avLst/>
-                        </a:prstTxWarp>
-                        <a:noAutofit/>
-                      </wps:bodyPr>
-                    </wps:wsp>
-                  </a:graphicData>
-                </a:graphic>
-              </wp:anchor>
-            </w:drawing>
-          </mc:Choice>
-          <mc:Fallback>
-            <w:pict>
-              <v:shape w14:anchorId="4C626598" id="Text Box 3" o:spid="_x0000_s1027" type="#_x0000_t202" style="position:absolute;margin-left:0;margin-top:21.3pt;width:207.75pt;height:46.5pt;z-index:251664384;visibility:visible;mso-wrap-style:square;mso-wrap-distance-left:9pt;mso-wrap-distance-top:0;mso-wrap-distance-right:9pt;mso-wrap-distance-bottom:0;mso-position-horizontal:center;mso-position-horizontal-relative:margin;mso-position-vertical:absolute;mso-position-vertical-relative:text;v-text-anchor:top" o:gfxdata="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" fillcolor="white [3201]" stroked="f" strokeweight=".5pt">
-                <v:textbox>
-                  <w:txbxContent>
-                    <w:p>
-                      <m:oMathPara>
-                        <m:oMathParaPr>
-                          <m:jc m:val="center"/>
-                        </m:oMathParaPr>
-                        <m:oMath>
-                          <m:r>
-                            <w:rPr>
-                              <w:rFonts w:ascii="Cambria Math" w:hAnsi="Cambria Math"/>
-                            </w:rPr>
-                            <m:t>BER=</m:t>
-                          </m:r>
-                          <m:f>
-                            <m:fPr>
-                              <m:ctrlPr>
-                                <w:rPr>
-                                  <w:rFonts w:ascii="Cambria Math" w:hAnsi="Cambria Math"/>
-                                  <w:i/>
-                                </w:rPr>
-                              </m:ctrlPr>
-                            </m:fPr>
-                            <m:num>
-                              <m:r>
-                                <w:rPr>
-                                  <w:rFonts w:ascii="Cambria Math" w:hAnsi="Cambria Math"/>
-                                </w:rPr>
-                                <m:t>1</m:t>
-                              </m:r>
-                            </m:num>
-                            <m:den>
-                              <m:r>
-                                <w:rPr>
-                                  <w:rFonts w:ascii="Cambria Math" w:hAnsi="Cambria Math"/>
-                                </w:rPr>
-                                <m:t>3499</m:t>
-                              </m:r>
-                            </m:den>
-                          </m:f>
-                          <m:r>
-                            <w:rPr>
-                              <w:rFonts w:ascii="Cambria Math" w:hAnsi="Cambria Math"/>
-                            </w:rPr>
-                            <m:t>=0.00028</m:t>
-                          </m:r>
-                          <m:r>
-                            <w:rPr>
-                              <w:rFonts w:ascii="Cambria Math" w:hAnsi="Cambria Math"/>
-                            </w:rPr>
-                            <m:t>%</m:t>
-                          </m:r>
-                        </m:oMath>
-                      </m:oMathPara>
-                    </w:p>
-                    <w:p/>
-                  </w:txbxContent>
-                </v:textbox>
-                <w10:wrap anchorx="margin"/>
-              </v:shape>
-            </w:pict>
-          </mc:Fallback>
-        </mc:AlternateContent>
-      </w:r>
-      <w:r>
-        <w:t xml:space="preserve">Figure </w:t>
-      </w:r>
-      <w:r>
-        <w:fldChar w:fldCharType="begin"/>
-      </w:r>
-      <w:r>
-        <w:instrText xml:space="preserve"> SEQ Figure \* ARABIC </w:instrText>
-      </w:r>
-      <w:r>
-        <w:fldChar w:fldCharType="separate"/>
+          <w:sz w:val="20"/>
+          <w:szCs w:val="20"/>
+        </w:rPr>
+        <w:t>7</w:t>
       </w:r>
       <w:r>
         <w:rPr>
           <w:noProof/>
-        </w:rPr>
-        <w:t>7</w:t>
-      </w:r>
-      <w:r>
-        <w:rPr>
-          <w:noProof/>
+          <w:sz w:val="20"/>
+          <w:szCs w:val="20"/>
         </w:rPr>
         <w:fldChar w:fldCharType="end"/>
       </w:r>
       <w:r>
+        <w:rPr>
+          <w:sz w:val="20"/>
+          <w:szCs w:val="20"/>
+        </w:rPr>
         <w:t>: Serial monitor screen capture.</w:t>
       </w:r>
     </w:p>
@@ -3089,20 +3109,47 @@
         <w:tc>
           <w:tcPr>
             <w:tcW w:w="4675" w:type="dxa"/>
+            <w:shd w:val="clear" w:color="auto" w:fill="D1D1D1" w:themeFill="background2" w:themeFillShade="E6"/>
           </w:tcPr>
           <w:p>
-            <w:r>
-              <w:t>Bandwidth</w:t>
+            <w:pPr>
+              <w:tabs>
+                <w:tab w:val="left" w:pos="1775"/>
+              </w:tabs>
+              <w:jc w:val="center"/>
+              <w:rPr>
+                <w:b/>
+                <w:bCs/>
+              </w:rPr>
+            </w:pPr>
+            <w:r>
+              <w:rPr>
+                <w:b/>
+                <w:bCs/>
+              </w:rPr>
+              <w:t>Parameter</w:t>
             </w:r>
           </w:p>
         </w:tc>
         <w:tc>
           <w:tcPr>
             <w:tcW w:w="4675" w:type="dxa"/>
+            <w:shd w:val="clear" w:color="auto" w:fill="D1D1D1" w:themeFill="background2" w:themeFillShade="E6"/>
           </w:tcPr>
           <w:p>
-            <w:r>
-              <w:t>1250Hz</w:t>
+            <w:pPr>
+              <w:jc w:val="center"/>
+              <w:rPr>
+                <w:b/>
+                <w:bCs/>
+              </w:rPr>
+            </w:pPr>
+            <w:r>
+              <w:rPr>
+                <w:b/>
+                <w:bCs/>
+              </w:rPr>
+              <w:t>Measurement</w:t>
             </w:r>
           </w:p>
         </w:tc>
@@ -3114,7 +3161,7 @@
           </w:tcPr>
           <w:p>
             <w:r>
-              <w:t>Range limit</w:t>
+              <w:t>Bandwidth</w:t>
             </w:r>
           </w:p>
         </w:tc>
@@ -3124,7 +3171,7 @@
           </w:tcPr>
           <w:p>
             <w:r>
-              <w:t>11ft</w:t>
+              <w:t>1250Hz</w:t>
             </w:r>
           </w:p>
         </w:tc>
@@ -3136,7 +3183,7 @@
           </w:tcPr>
           <w:p>
             <w:r>
-              <w:t>Min EF at Receiver</w:t>
+              <w:t>Range limit</w:t>
             </w:r>
           </w:p>
         </w:tc>
@@ -3146,7 +3193,7 @@
           </w:tcPr>
           <w:p>
             <w:r>
-              <w:t>97.4mV/m</w:t>
+              <w:t>11ft</w:t>
             </w:r>
           </w:p>
         </w:tc>
@@ -3158,7 +3205,7 @@
           </w:tcPr>
           <w:p>
             <w:r>
-              <w:t>Carrier Frequency</w:t>
+              <w:t>Min EF at Receiver</w:t>
             </w:r>
           </w:p>
         </w:tc>
@@ -3168,7 +3215,7 @@
           </w:tcPr>
           <w:p>
             <w:r>
-              <w:t>433MHz</w:t>
+              <w:t>97.4mV/m</w:t>
             </w:r>
           </w:p>
         </w:tc>
@@ -3180,7 +3227,7 @@
           </w:tcPr>
           <w:p>
             <w:r>
-              <w:t>Data Rate</w:t>
+              <w:t>Carrier Frequency</w:t>
             </w:r>
           </w:p>
         </w:tc>
@@ -3190,7 +3237,7 @@
           </w:tcPr>
           <w:p>
             <w:r>
-              <w:t>300 Baud Manchester Encoded</w:t>
+              <w:t>433MHz</w:t>
             </w:r>
           </w:p>
         </w:tc>
@@ -3202,7 +3249,7 @@
           </w:tcPr>
           <w:p>
             <w:r>
-              <w:t>Data Format</w:t>
+              <w:t>Data Rate</w:t>
             </w:r>
           </w:p>
         </w:tc>
@@ -3212,35 +3259,7 @@
           </w:tcPr>
           <w:p>
             <w:r>
-              <w:t>pot</w:t>
-            </w:r>
-            <w:r>
-              <w:t>entiometer</w:t>
-            </w:r>
-            <w:r>
-              <w:t>: 16bit,</w:t>
-            </w:r>
-          </w:p>
-          <w:p>
-            <w:r>
-              <w:t>T</w:t>
-            </w:r>
-            <w:r>
-              <w:t>ransmitted</w:t>
-            </w:r>
-            <w:r>
-              <w:t xml:space="preserve"> data: 2x8bits,</w:t>
-            </w:r>
-          </w:p>
-          <w:p>
-            <w:r>
-              <w:t>R</w:t>
-            </w:r>
-            <w:r>
-              <w:t>eceiv</w:t>
-            </w:r>
-            <w:r>
-              <w:t>ed data: 2x8bits</w:t>
+              <w:t>300 Baud Manchester Encoded</w:t>
             </w:r>
           </w:p>
         </w:tc>
@@ -3252,7 +3271,7 @@
           </w:tcPr>
           <w:p>
             <w:r>
-              <w:t>Operating Voltages</w:t>
+              <w:t>Data Format</w:t>
             </w:r>
           </w:p>
         </w:tc>
@@ -3262,7 +3281,61 @@
           </w:tcPr>
           <w:p>
             <w:r>
-              <w:t>5 Volts</w:t>
+              <w:t>pot</w:t>
+            </w:r>
+            <w:r>
+              <w:t>entiometer</w:t>
+            </w:r>
+            <w:r>
+              <w:t>: 1</w:t>
+            </w:r>
+            <w:r>
+              <w:t xml:space="preserve">0 </w:t>
+            </w:r>
+            <w:proofErr w:type="gramStart"/>
+            <w:r>
+              <w:t>bit</w:t>
+            </w:r>
+            <w:proofErr w:type="gramEnd"/>
+            <w:r>
+              <w:t xml:space="preserve"> mapped to 8bit</w:t>
+            </w:r>
+            <w:r>
+              <w:t>,</w:t>
+            </w:r>
+          </w:p>
+          <w:p>
+            <w:r>
+              <w:t>T</w:t>
+            </w:r>
+            <w:r>
+              <w:t>ransmitted</w:t>
+            </w:r>
+            <w:r>
+              <w:t xml:space="preserve"> data: </w:t>
+            </w:r>
+            <w:r>
+              <w:t>3</w:t>
+            </w:r>
+            <w:r>
+              <w:t>x8bits,</w:t>
+            </w:r>
+          </w:p>
+          <w:p>
+            <w:r>
+              <w:t>R</w:t>
+            </w:r>
+            <w:r>
+              <w:t>eceiv</w:t>
+            </w:r>
+            <w:r>
+              <w:t xml:space="preserve">ed data: </w:t>
+            </w:r>
+            <w:r>
+              <w:t>3</w:t>
+            </w:r>
+            <w:r>
+              <w:t>x8bits</w:t>
             </w:r>
           </w:p>
         </w:tc>
@@ -3274,7 +3347,7 @@
           </w:tcPr>
           <w:p>
             <w:r>
-              <w:t>Power levels</w:t>
+              <w:t>Operating Voltages</w:t>
             </w:r>
           </w:p>
         </w:tc>
@@ -3284,7 +3357,7 @@
           </w:tcPr>
           <w:p>
             <w:r>
-              <w:t>2.5 Watts</w:t>
+              <w:t>5 Volts</w:t>
             </w:r>
           </w:p>
         </w:tc>
@@ -3296,7 +3369,7 @@
           </w:tcPr>
           <w:p>
             <w:r>
-              <w:t>EIRP</w:t>
+              <w:t>Power levels</w:t>
             </w:r>
           </w:p>
         </w:tc>
@@ -3306,7 +3379,7 @@
           </w:tcPr>
           <w:p>
             <w:r>
-              <w:t>3.36nW</w:t>
+              <w:t>2.5 Watts</w:t>
             </w:r>
           </w:p>
         </w:tc>
@@ -3318,7 +3391,7 @@
           </w:tcPr>
           <w:p>
             <w:r>
-              <w:t>BER</w:t>
+              <w:t>EIRP</w:t>
             </w:r>
           </w:p>
         </w:tc>
@@ -3328,7 +3401,35 @@
           </w:tcPr>
           <w:p>
             <w:r>
-              <w:t>0%</w:t>
+              <w:t>3.36nW</w:t>
+            </w:r>
+          </w:p>
+        </w:tc>
+      </w:tr>
+      <w:tr>
+        <w:tc>
+          <w:tcPr>
+            <w:tcW w:w="4675" w:type="dxa"/>
+          </w:tcPr>
+          <w:p>
+            <w:r>
+              <w:t>BER</w:t>
+            </w:r>
+          </w:p>
+        </w:tc>
+        <w:tc>
+          <w:tcPr>
+            <w:tcW w:w="4675" w:type="dxa"/>
+          </w:tcPr>
+          <w:p>
+            <w:r>
+              <w:t>0</w:t>
+            </w:r>
+            <w:r>
+              <w:t>.00028</w:t>
+            </w:r>
+            <w:r>
+              <w:t>%</w:t>
             </w:r>
           </w:p>
         </w:tc>
@@ -3404,32 +3505,61 @@
     <w:p>
       <w:pPr>
         <w:pStyle w:val="Caption"/>
-      </w:pPr>
-      <w:r>
+        <w:jc w:val="center"/>
+        <w:rPr>
+          <w:sz w:val="20"/>
+          <w:szCs w:val="20"/>
+        </w:rPr>
+      </w:pPr>
+      <w:r>
+        <w:rPr>
+          <w:sz w:val="20"/>
+          <w:szCs w:val="20"/>
+        </w:rPr>
         <w:t xml:space="preserve">Figure </w:t>
       </w:r>
       <w:r>
+        <w:rPr>
+          <w:sz w:val="20"/>
+          <w:szCs w:val="20"/>
+        </w:rPr>
         <w:fldChar w:fldCharType="begin"/>
       </w:r>
       <w:r>
+        <w:rPr>
+          <w:sz w:val="20"/>
+          <w:szCs w:val="20"/>
+        </w:rPr>
         <w:instrText xml:space="preserve"> SEQ Figure \* ARABIC </w:instrText>
       </w:r>
       <w:r>
+        <w:rPr>
+          <w:sz w:val="20"/>
+          <w:szCs w:val="20"/>
+        </w:rPr>
         <w:fldChar w:fldCharType="separate"/>
       </w:r>
       <w:r>
         <w:rPr>
           <w:noProof/>
+          <w:sz w:val="20"/>
+          <w:szCs w:val="20"/>
         </w:rPr>
         <w:t>8</w:t>
       </w:r>
       <w:r>
         <w:rPr>
           <w:noProof/>
+          <w:sz w:val="20"/>
+          <w:szCs w:val="20"/>
         </w:rPr>
         <w:fldChar w:fldCharType="end"/>
       </w:r>
       <w:r>
+        <w:rPr>
+          <w:sz w:val="20"/>
+          <w:szCs w:val="20"/>
+        </w:rPr>
         <w:t>:Spectrum Analyzer capture with data graph.</w:t>
       </w:r>
     </w:p>
@@ -3450,6 +3580,16 @@
       <w:r>
         <w:t>The following figure shows the Manchester-encoded data packet, including the structure of the transmitted signal.</w:t>
       </w:r>
+    </w:p>
+    <w:p>
+      <w:pPr>
+        <w:keepNext/>
+      </w:pPr>
+    </w:p>
+    <w:p>
+      <w:pPr>
+        <w:keepNext/>
+      </w:pPr>
       <w:r>
         <w:rPr>
           <w:noProof/>
@@ -3507,32 +3647,61 @@
     <w:p>
       <w:pPr>
         <w:pStyle w:val="Caption"/>
-      </w:pPr>
-      <w:r>
+        <w:jc w:val="center"/>
+        <w:rPr>
+          <w:sz w:val="20"/>
+          <w:szCs w:val="20"/>
+        </w:rPr>
+      </w:pPr>
+      <w:r>
+        <w:rPr>
+          <w:sz w:val="20"/>
+          <w:szCs w:val="20"/>
+        </w:rPr>
         <w:t xml:space="preserve">Figure </w:t>
       </w:r>
       <w:r>
+        <w:rPr>
+          <w:sz w:val="20"/>
+          <w:szCs w:val="20"/>
+        </w:rPr>
         <w:fldChar w:fldCharType="begin"/>
       </w:r>
       <w:r>
+        <w:rPr>
+          <w:sz w:val="20"/>
+          <w:szCs w:val="20"/>
+        </w:rPr>
         <w:instrText xml:space="preserve"> SEQ Figure \* ARABIC </w:instrText>
       </w:r>
       <w:r>
+        <w:rPr>
+          <w:sz w:val="20"/>
+          <w:szCs w:val="20"/>
+        </w:rPr>
         <w:fldChar w:fldCharType="separate"/>
       </w:r>
       <w:r>
         <w:rPr>
           <w:noProof/>
+          <w:sz w:val="20"/>
+          <w:szCs w:val="20"/>
         </w:rPr>
         <w:t>9</w:t>
       </w:r>
       <w:r>
         <w:rPr>
           <w:noProof/>
+          <w:sz w:val="20"/>
+          <w:szCs w:val="20"/>
         </w:rPr>
         <w:fldChar w:fldCharType="end"/>
       </w:r>
       <w:r>
+        <w:rPr>
+          <w:sz w:val="20"/>
+          <w:szCs w:val="20"/>
+        </w:rPr>
         <w:t>: Oscilloscope capture of Manchester encoded data packet.</w:t>
       </w:r>
     </w:p>
@@ -3571,7 +3740,37 @@
     </w:p>
     <w:p>
       <w:r>
-        <w:t>To resolve this, we replaced the transmitter and receiver modules with a different set. After making this change, the system was able to successfully transmit and receive data as expected.</w:t>
+        <w:t xml:space="preserve">To resolve this, </w:t>
+      </w:r>
+      <w:r>
+        <w:t xml:space="preserve">various </w:t>
+      </w:r>
+      <w:r>
+        <w:t xml:space="preserve">transmitter and receiver modules </w:t>
+      </w:r>
+      <w:r>
+        <w:t>were tested and a pair that consistently work was chosen</w:t>
+      </w:r>
+      <w:r>
+        <w:t>.</w:t>
+      </w:r>
+      <w:r>
+        <w:t xml:space="preserve"> As well as attaching a more suitable antenna.</w:t>
+      </w:r>
+      <w:r>
+        <w:t xml:space="preserve"> After making th</w:t>
+      </w:r>
+      <w:r>
+        <w:t>ese</w:t>
+      </w:r>
+      <w:r>
+        <w:t xml:space="preserve"> change</w:t>
+      </w:r>
+      <w:r>
+        <w:t>s</w:t>
+      </w:r>
+      <w:r>
+        <w:t>, the system was able to successfully transmit and receive data as expected.</w:t>
       </w:r>
     </w:p>
     <w:p>
@@ -5491,6 +5690,18 @@
       <w:shd w:val="clear" w:color="auto" w:fill="E1DFDD"/>
     </w:rPr>
   </w:style>
+  <w:style w:type="character" w:styleId="FollowedHyperlink">
+    <w:name w:val="FollowedHyperlink"/>
+    <w:basedOn w:val="DefaultParagraphFont"/>
+    <w:uiPriority w:val="99"/>
+    <w:semiHidden/>
+    <w:unhideWhenUsed/>
+    <w:rsid w:val="00CB4BB8"/>
+    <w:rPr>
+      <w:color w:val="96607D" w:themeColor="followedHyperlink"/>
+      <w:u w:val="single"/>
+    </w:rPr>
+  </w:style>
 </w:styles>
 </file>
 

--- a/ECET 251 FINAL REPORT.docx
+++ b/ECET 251 FINAL REPORT.docx
@@ -768,12 +768,13 @@
       </w:pPr>
       <w:r>
         <w:lastRenderedPageBreak/>
-        <w:t xml:space="preserve">Hardware Components: </w:t>
-      </w:r>
-    </w:p>
-    <w:p>
-      <w:r>
-        <w:t>This section lists the main hardware components used in both the transmitter and receiver circuits.</w:t>
+        <w:t>Hardware Components</w:t>
+      </w:r>
+      <w:r>
+        <w:t xml:space="preserve"> and Schematics</w:t>
+      </w:r>
+      <w:r>
+        <w:t xml:space="preserve">: </w:t>
       </w:r>
     </w:p>
     <w:p>
@@ -834,6 +835,13 @@
           <w:szCs w:val="20"/>
         </w:rPr>
         <w:t>: BOM: Bill of Materials</w:t>
+      </w:r>
+      <w:r>
+        <w:rPr>
+          <w:sz w:val="20"/>
+          <w:szCs w:val="20"/>
+        </w:rPr>
+        <w:t xml:space="preserve"> for Transmitter and Receiver Circuits</w:t>
       </w:r>
     </w:p>
     <w:tbl>
@@ -1021,6 +1029,9 @@
             <w:r>
               <w:t>433 MHz RF transmitter module</w:t>
             </w:r>
+            <w:r>
+              <w:t xml:space="preserve"> 5Vdc</w:t>
+            </w:r>
           </w:p>
         </w:tc>
       </w:tr>
@@ -1133,7 +1144,13 @@
               <w:t xml:space="preserve"> (</w:t>
             </w:r>
             <w:r>
-              <w:t>Larger value gives more precision)</w:t>
+              <w:t xml:space="preserve">Larger value gives more </w:t>
+            </w:r>
+            <w:r>
+              <w:t>control</w:t>
+            </w:r>
+            <w:r>
+              <w:t>)</w:t>
             </w:r>
           </w:p>
         </w:tc>
@@ -1184,7 +1201,13 @@
               <w:ind w:left="0"/>
             </w:pPr>
             <w:r>
-              <w:t>Tactile switch. Rated voltage, 1-12Vdc.</w:t>
+              <w:t xml:space="preserve">Momentary </w:t>
+            </w:r>
+            <w:r>
+              <w:t xml:space="preserve">Tactile </w:t>
+            </w:r>
+            <w:r>
+              <w:t>Switch</w:t>
             </w:r>
           </w:p>
         </w:tc>
@@ -1343,13 +1366,13 @@
               <w:ind w:left="0"/>
             </w:pPr>
             <w:r>
-              <w:t>10uF capacitance, 16V</w:t>
-            </w:r>
-            <w:r>
-              <w:t xml:space="preserve"> (min)</w:t>
-            </w:r>
-            <w:r>
-              <w:t xml:space="preserve"> voltage rating.</w:t>
+              <w:t xml:space="preserve">&gt; </w:t>
+            </w:r>
+            <w:r>
+              <w:t>4.7</w:t>
+            </w:r>
+            <w:r>
+              <w:t xml:space="preserve">uF capacitance, </w:t>
             </w:r>
           </w:p>
         </w:tc>
@@ -1400,7 +1423,10 @@
               <w:ind w:left="0"/>
             </w:pPr>
             <w:r>
-              <w:t>0.1uF non polarized capacitor.</w:t>
+              <w:t>≤ 0</w:t>
+            </w:r>
+            <w:r>
+              <w:t>.1uF non polarized capacitor.</w:t>
             </w:r>
             <w:r>
               <w:t xml:space="preserve"> </w:t>
@@ -1484,8 +1510,136 @@
         <w:pStyle w:val="Heading2"/>
       </w:pPr>
       <w:r>
+        <w:lastRenderedPageBreak/>
         <w:t>Transmitter</w:t>
       </w:r>
+    </w:p>
+    <w:p>
+      <w:pPr>
+        <w:pStyle w:val="NoSpacing"/>
+        <w:keepNext/>
+      </w:pPr>
+    </w:p>
+    <w:p>
+      <w:pPr>
+        <w:pStyle w:val="NoSpacing"/>
+        <w:keepNext/>
+        <w:jc w:val="center"/>
+      </w:pPr>
+      <w:r>
+        <w:drawing>
+          <wp:inline distT="0" distB="0" distL="0" distR="0" wp14:anchorId="5832392F" wp14:editId="644E205D">
+            <wp:extent cx="5905058" cy="4168239"/>
+            <wp:effectExtent l="0" t="0" r="635" b="3810"/>
+            <wp:docPr id="1798244917" name="Picture 1"/>
+            <wp:cNvGraphicFramePr>
+              <a:graphicFrameLocks xmlns:a="http://schemas.openxmlformats.org/drawingml/2006/main" noChangeAspect="1"/>
+            </wp:cNvGraphicFramePr>
+            <a:graphic xmlns:a="http://schemas.openxmlformats.org/drawingml/2006/main">
+              <a:graphicData uri="http://schemas.openxmlformats.org/drawingml/2006/picture">
+                <pic:pic xmlns:pic="http://schemas.openxmlformats.org/drawingml/2006/picture">
+                  <pic:nvPicPr>
+                    <pic:cNvPr id="1798244917" name=""/>
+                    <pic:cNvPicPr/>
+                  </pic:nvPicPr>
+                  <pic:blipFill>
+                    <a:blip r:embed="rId10">
+                      <a:extLst>
+                        <a:ext uri="{28A0092B-C50C-407E-A947-70E740481C1C}">
+                          <a14:useLocalDpi xmlns:a14="http://schemas.microsoft.com/office/drawing/2010/main" val="0"/>
+                        </a:ext>
+                      </a:extLst>
+                    </a:blip>
+                    <a:stretch>
+                      <a:fillRect/>
+                    </a:stretch>
+                  </pic:blipFill>
+                  <pic:spPr>
+                    <a:xfrm>
+                      <a:off x="0" y="0"/>
+                      <a:ext cx="5945044" cy="4196464"/>
+                    </a:xfrm>
+                    <a:prstGeom prst="rect">
+                      <a:avLst/>
+                    </a:prstGeom>
+                  </pic:spPr>
+                </pic:pic>
+              </a:graphicData>
+            </a:graphic>
+          </wp:inline>
+        </w:drawing>
+      </w:r>
+    </w:p>
+    <w:p>
+      <w:pPr>
+        <w:pStyle w:val="Caption"/>
+        <w:jc w:val="center"/>
+        <w:rPr>
+          <w:sz w:val="20"/>
+          <w:szCs w:val="20"/>
+        </w:rPr>
+      </w:pPr>
+      <w:r>
+        <w:rPr>
+          <w:sz w:val="20"/>
+          <w:szCs w:val="20"/>
+        </w:rPr>
+        <w:t xml:space="preserve">Figure </w:t>
+      </w:r>
+      <w:r>
+        <w:rPr>
+          <w:sz w:val="20"/>
+          <w:szCs w:val="20"/>
+        </w:rPr>
+        <w:fldChar w:fldCharType="begin"/>
+      </w:r>
+      <w:r>
+        <w:rPr>
+          <w:sz w:val="20"/>
+          <w:szCs w:val="20"/>
+        </w:rPr>
+        <w:instrText xml:space="preserve"> SEQ Figure \* ARABIC </w:instrText>
+      </w:r>
+      <w:r>
+        <w:rPr>
+          <w:sz w:val="20"/>
+          <w:szCs w:val="20"/>
+        </w:rPr>
+        <w:fldChar w:fldCharType="separate"/>
+      </w:r>
+      <w:r>
+        <w:rPr>
+          <w:noProof/>
+          <w:sz w:val="20"/>
+          <w:szCs w:val="20"/>
+        </w:rPr>
+        <w:t>4</w:t>
+      </w:r>
+      <w:r>
+        <w:rPr>
+          <w:sz w:val="20"/>
+          <w:szCs w:val="20"/>
+        </w:rPr>
+        <w:fldChar w:fldCharType="end"/>
+      </w:r>
+      <w:r>
+        <w:rPr>
+          <w:sz w:val="20"/>
+          <w:szCs w:val="20"/>
+        </w:rPr>
+        <w:t xml:space="preserve"> Schematic of the Transmitter Circuit</w:t>
+      </w:r>
+    </w:p>
+    <w:p>
+      <w:pPr>
+        <w:pStyle w:val="NoSpacing"/>
+        <w:jc w:val="center"/>
+      </w:pPr>
+    </w:p>
+    <w:p>
+      <w:pPr>
+        <w:pStyle w:val="NoSpacing"/>
+      </w:pPr>
     </w:p>
     <w:p>
       <w:r>
@@ -1622,10 +1776,10 @@
         <w:t xml:space="preserve">s how the software </w:t>
       </w:r>
       <w:r>
-        <w:t xml:space="preserve">works for both the transmitter and receiver. All the code was written by Thomas and Faith, with the exception of </w:t>
-      </w:r>
-      <w:r>
-        <w:t>the Manchester protocol library, that was provided by the instructor.</w:t>
+        <w:t xml:space="preserve">works for both the transmitter and receiver. </w:t>
+      </w:r>
+      <w:r>
+        <w:t>Manchester protocol library, that was provided by the instructor.</w:t>
       </w:r>
     </w:p>
     <w:p>
@@ -1684,7 +1838,7 @@
                     </pic:cNvPicPr>
                   </pic:nvPicPr>
                   <pic:blipFill>
-                    <a:blip r:embed="rId10">
+                    <a:blip r:embed="rId11">
                       <a:extLst>
                         <a:ext uri="{28A0092B-C50C-407E-A947-70E740481C1C}">
                           <a14:useLocalDpi xmlns:a14="http://schemas.microsoft.com/office/drawing/2010/main" val="0"/>
@@ -1856,7 +2010,7 @@
                     </pic:cNvPicPr>
                   </pic:nvPicPr>
                   <pic:blipFill>
-                    <a:blip r:embed="rId11">
+                    <a:blip r:embed="rId12">
                       <a:extLst>
                         <a:ext uri="{28A0092B-C50C-407E-A947-70E740481C1C}">
                           <a14:useLocalDpi xmlns:a14="http://schemas.microsoft.com/office/drawing/2010/main" val="0"/>
@@ -2940,7 +3094,7 @@
                     <pic:cNvPicPr/>
                   </pic:nvPicPr>
                   <pic:blipFill>
-                    <a:blip r:embed="rId12">
+                    <a:blip r:embed="rId13">
                       <a:extLst>
                         <a:ext uri="{28A0092B-C50C-407E-A947-70E740481C1C}">
                           <a14:useLocalDpi xmlns:a14="http://schemas.microsoft.com/office/drawing/2010/main" val="0"/>
@@ -3473,7 +3627,7 @@
                     </pic:cNvPicPr>
                   </pic:nvPicPr>
                   <pic:blipFill>
-                    <a:blip r:embed="rId13" cstate="print">
+                    <a:blip r:embed="rId14" cstate="print">
                       <a:extLst>
                         <a:ext uri="{28A0092B-C50C-407E-A947-70E740481C1C}">
                           <a14:useLocalDpi xmlns:a14="http://schemas.microsoft.com/office/drawing/2010/main" val="0"/>
@@ -3612,7 +3766,7 @@
                     </pic:cNvPicPr>
                   </pic:nvPicPr>
                   <pic:blipFill>
-                    <a:blip r:embed="rId14">
+                    <a:blip r:embed="rId15">
                       <a:extLst>
                         <a:ext uri="{28A0092B-C50C-407E-A947-70E740481C1C}">
                           <a14:useLocalDpi xmlns:a14="http://schemas.microsoft.com/office/drawing/2010/main" val="0"/>

--- a/ECET 251 FINAL REPORT.docx
+++ b/ECET 251 FINAL REPORT.docx
@@ -5,6 +5,9 @@
     <w:p>
       <w:pPr>
         <w:pStyle w:val="Title"/>
+        <w:pBdr>
+          <w:bottom w:val="single" w:sz="12" w:space="1" w:color="auto"/>
+        </w:pBdr>
         <w:jc w:val="center"/>
       </w:pPr>
       <w:r>
@@ -14,7 +17,6 @@
     <w:p>
       <w:pPr>
         <w:pStyle w:val="Subtitle"/>
-        <w:jc w:val="center"/>
       </w:pPr>
       <w:r>
         <w:t xml:space="preserve">Members: </w:t>
@@ -770,12 +772,6 @@
         <w:lastRenderedPageBreak/>
         <w:t>Hardware Components</w:t>
       </w:r>
-      <w:r>
-        <w:t xml:space="preserve"> and Schematics</w:t>
-      </w:r>
-      <w:r>
-        <w:t xml:space="preserve">: </w:t>
-      </w:r>
     </w:p>
     <w:p>
       <w:pPr>
@@ -1088,7 +1084,7 @@
       </w:tr>
       <w:tr>
         <w:trPr>
-          <w:trHeight w:val="404"/>
+          <w:trHeight w:val="257"/>
         </w:trPr>
         <w:tc>
           <w:tcPr>
@@ -1157,7 +1153,7 @@
       </w:tr>
       <w:tr>
         <w:trPr>
-          <w:trHeight w:val="425"/>
+          <w:trHeight w:val="333"/>
         </w:trPr>
         <w:tc>
           <w:tcPr>
@@ -1214,7 +1210,7 @@
       </w:tr>
       <w:tr>
         <w:trPr>
-          <w:trHeight w:val="417"/>
+          <w:trHeight w:val="281"/>
         </w:trPr>
         <w:tc>
           <w:tcPr>
@@ -1271,7 +1267,7 @@
       </w:tr>
       <w:tr>
         <w:trPr>
-          <w:trHeight w:val="417"/>
+          <w:trHeight w:val="215"/>
         </w:trPr>
         <w:tc>
           <w:tcPr>
@@ -1322,7 +1318,7 @@
       </w:tr>
       <w:tr>
         <w:trPr>
-          <w:trHeight w:val="417"/>
+          <w:trHeight w:val="290"/>
         </w:trPr>
         <w:tc>
           <w:tcPr>
@@ -1351,7 +1347,7 @@
               <w:jc w:val="center"/>
             </w:pPr>
             <w:r>
-              <w:t>4</w:t>
+              <w:t>6</w:t>
             </w:r>
           </w:p>
         </w:tc>
@@ -1372,14 +1368,14 @@
               <w:t>4.7</w:t>
             </w:r>
             <w:r>
-              <w:t xml:space="preserve">uF capacitance, </w:t>
+              <w:t>uF capacitance</w:t>
             </w:r>
           </w:p>
         </w:tc>
       </w:tr>
       <w:tr>
         <w:trPr>
-          <w:trHeight w:val="408"/>
+          <w:trHeight w:val="97"/>
         </w:trPr>
         <w:tc>
           <w:tcPr>
@@ -1408,7 +1404,7 @@
               <w:jc w:val="center"/>
             </w:pPr>
             <w:r>
-              <w:t>4</w:t>
+              <w:t>6</w:t>
             </w:r>
           </w:p>
         </w:tc>
@@ -1445,61 +1441,412 @@
         <w:pStyle w:val="NoSpacing"/>
       </w:pPr>
       <w:r>
-        <w:t>Note</w:t>
-      </w:r>
-      <w:r>
-        <w:t>:</w:t>
-      </w:r>
-      <w:r>
-        <w:t xml:space="preserve"> the capacitors are used for smoothing the button</w:t>
-      </w:r>
-      <w:r>
-        <w:t>, pot, transmitter and receiver</w:t>
-      </w:r>
-      <w:r>
-        <w:t xml:space="preserve"> signals</w:t>
-      </w:r>
-      <w:r>
-        <w:t xml:space="preserve">, </w:t>
-      </w:r>
-      <w:r>
-        <w:t xml:space="preserve">so they are </w:t>
-      </w:r>
-      <w:r>
-        <w:t>not necessary</w:t>
-      </w:r>
-      <w:r>
-        <w:t xml:space="preserve">, but they </w:t>
-      </w:r>
-      <w:r>
-        <w:rPr>
-          <w:i/>
-          <w:iCs/>
-        </w:rPr>
-        <w:t xml:space="preserve">can </w:t>
-      </w:r>
-      <w:r>
-        <w:t>help with noise and debouncing</w:t>
+        <w:t xml:space="preserve">Capacitors are used to smooth the button and potentiometer signals, as well as stabilize power for the transmitter and receiver. While not strictly required, they help reduce noise and improve debouncing. A 10kΩ resistor is used as a pull-down for the button. The </w:t>
+      </w:r>
+      <w:r>
+        <w:t>1</w:t>
+      </w:r>
+      <w:r>
+        <w:t xml:space="preserve">kΩ resistors can be adjusted to change brightness, </w:t>
+      </w:r>
+      <w:r>
+        <w:t xml:space="preserve">make sure </w:t>
+      </w:r>
+      <w:r>
+        <w:t>the current does not exceed 20 mA</w:t>
       </w:r>
       <w:r>
         <w:t xml:space="preserve">. </w:t>
       </w:r>
       <w:r>
-        <w:t>The 10kΩ resistor is used</w:t>
-      </w:r>
-      <w:r>
-        <w:t xml:space="preserve"> as</w:t>
-      </w:r>
-      <w:r>
-        <w:t xml:space="preserve"> a pull down resistor for the button, this should be 10kΩ at minimum.</w:t>
-      </w:r>
-      <w:r>
-        <w:t xml:space="preserve"> The 1kΩ resistors are used for the LEDs, these can be varied depending on what brightness is wanted, just note current draw cannot exceed 20mA in each LED.</w:t>
-      </w:r>
-      <w:r>
-        <w:t xml:space="preserve"> (always refer to datasheets)</w:t>
-      </w:r>
-    </w:p>
+        <w:t>Certain pins of the Arduino are necessary to use, for example PWM pin</w:t>
+      </w:r>
+      <w:r>
+        <w:t>s</w:t>
+      </w:r>
+      <w:r>
+        <w:t xml:space="preserve"> for the transmitter and </w:t>
+      </w:r>
+      <w:r>
+        <w:t xml:space="preserve">to </w:t>
+      </w:r>
+      <w:r>
+        <w:t>adjust led brightness on the receiver.</w:t>
+      </w:r>
+    </w:p>
+    <w:p>
+      <w:pPr>
+        <w:pStyle w:val="Heading1"/>
+      </w:pPr>
+      <w:r>
+        <w:t xml:space="preserve">Data Table </w:t>
+      </w:r>
+    </w:p>
+    <w:p>
+      <w:pPr>
+        <w:pStyle w:val="Caption"/>
+        <w:keepNext/>
+        <w:rPr>
+          <w:sz w:val="20"/>
+          <w:szCs w:val="20"/>
+        </w:rPr>
+      </w:pPr>
+      <w:r>
+        <w:rPr>
+          <w:sz w:val="20"/>
+          <w:szCs w:val="20"/>
+        </w:rPr>
+        <w:t xml:space="preserve">Table </w:t>
+      </w:r>
+      <w:r>
+        <w:rPr>
+          <w:sz w:val="20"/>
+          <w:szCs w:val="20"/>
+        </w:rPr>
+        <w:fldChar w:fldCharType="begin"/>
+      </w:r>
+      <w:r>
+        <w:rPr>
+          <w:sz w:val="20"/>
+          <w:szCs w:val="20"/>
+        </w:rPr>
+        <w:instrText xml:space="preserve"> SEQ Table \* ARABIC </w:instrText>
+      </w:r>
+      <w:r>
+        <w:rPr>
+          <w:sz w:val="20"/>
+          <w:szCs w:val="20"/>
+        </w:rPr>
+        <w:fldChar w:fldCharType="separate"/>
+      </w:r>
+      <w:r>
+        <w:rPr>
+          <w:noProof/>
+          <w:sz w:val="20"/>
+          <w:szCs w:val="20"/>
+        </w:rPr>
+        <w:t>2</w:t>
+      </w:r>
+      <w:r>
+        <w:rPr>
+          <w:sz w:val="20"/>
+          <w:szCs w:val="20"/>
+        </w:rPr>
+        <w:fldChar w:fldCharType="end"/>
+      </w:r>
+      <w:r>
+        <w:rPr>
+          <w:sz w:val="20"/>
+          <w:szCs w:val="20"/>
+        </w:rPr>
+        <w:t xml:space="preserve">: </w:t>
+      </w:r>
+      <w:r>
+        <w:rPr>
+          <w:sz w:val="20"/>
+          <w:szCs w:val="20"/>
+        </w:rPr>
+        <w:t>Collected and Calculated Data</w:t>
+      </w:r>
+    </w:p>
+    <w:tbl>
+      <w:tblPr>
+        <w:tblStyle w:val="TableGrid"/>
+        <w:tblW w:w="0" w:type="auto"/>
+        <w:tblLook w:val="04A0" w:firstRow="1" w:lastRow="0" w:firstColumn="1" w:lastColumn="0" w:noHBand="0" w:noVBand="1"/>
+      </w:tblPr>
+      <w:tblGrid>
+        <w:gridCol w:w="4675"/>
+        <w:gridCol w:w="4675"/>
+      </w:tblGrid>
+      <w:tr>
+        <w:tc>
+          <w:tcPr>
+            <w:tcW w:w="4675" w:type="dxa"/>
+            <w:shd w:val="clear" w:color="auto" w:fill="D1D1D1" w:themeFill="background2" w:themeFillShade="E6"/>
+          </w:tcPr>
+          <w:p>
+            <w:pPr>
+              <w:tabs>
+                <w:tab w:val="left" w:pos="1775"/>
+              </w:tabs>
+              <w:jc w:val="center"/>
+              <w:rPr>
+                <w:b/>
+                <w:bCs/>
+              </w:rPr>
+            </w:pPr>
+            <w:r>
+              <w:rPr>
+                <w:b/>
+                <w:bCs/>
+              </w:rPr>
+              <w:t>Parameter</w:t>
+            </w:r>
+          </w:p>
+        </w:tc>
+        <w:tc>
+          <w:tcPr>
+            <w:tcW w:w="4675" w:type="dxa"/>
+            <w:shd w:val="clear" w:color="auto" w:fill="D1D1D1" w:themeFill="background2" w:themeFillShade="E6"/>
+          </w:tcPr>
+          <w:p>
+            <w:pPr>
+              <w:jc w:val="center"/>
+              <w:rPr>
+                <w:b/>
+                <w:bCs/>
+              </w:rPr>
+            </w:pPr>
+            <w:r>
+              <w:rPr>
+                <w:b/>
+                <w:bCs/>
+              </w:rPr>
+              <w:t>Measurement</w:t>
+            </w:r>
+          </w:p>
+        </w:tc>
+      </w:tr>
+      <w:tr>
+        <w:tc>
+          <w:tcPr>
+            <w:tcW w:w="4675" w:type="dxa"/>
+          </w:tcPr>
+          <w:p>
+            <w:r>
+              <w:t>Bandwidth</w:t>
+            </w:r>
+          </w:p>
+        </w:tc>
+        <w:tc>
+          <w:tcPr>
+            <w:tcW w:w="4675" w:type="dxa"/>
+          </w:tcPr>
+          <w:p>
+            <w:r>
+              <w:t>1250Hz</w:t>
+            </w:r>
+          </w:p>
+        </w:tc>
+      </w:tr>
+      <w:tr>
+        <w:tc>
+          <w:tcPr>
+            <w:tcW w:w="4675" w:type="dxa"/>
+          </w:tcPr>
+          <w:p>
+            <w:r>
+              <w:t>Range limit</w:t>
+            </w:r>
+          </w:p>
+        </w:tc>
+        <w:tc>
+          <w:tcPr>
+            <w:tcW w:w="4675" w:type="dxa"/>
+          </w:tcPr>
+          <w:p>
+            <w:r>
+              <w:t>11ft</w:t>
+            </w:r>
+          </w:p>
+        </w:tc>
+      </w:tr>
+      <w:tr>
+        <w:tc>
+          <w:tcPr>
+            <w:tcW w:w="4675" w:type="dxa"/>
+          </w:tcPr>
+          <w:p>
+            <w:r>
+              <w:t>Min EF at Receiver</w:t>
+            </w:r>
+          </w:p>
+        </w:tc>
+        <w:tc>
+          <w:tcPr>
+            <w:tcW w:w="4675" w:type="dxa"/>
+          </w:tcPr>
+          <w:p>
+            <w:r>
+              <w:t>97.4mV/m</w:t>
+            </w:r>
+          </w:p>
+        </w:tc>
+      </w:tr>
+      <w:tr>
+        <w:tc>
+          <w:tcPr>
+            <w:tcW w:w="4675" w:type="dxa"/>
+          </w:tcPr>
+          <w:p>
+            <w:r>
+              <w:t>Carrier Frequency</w:t>
+            </w:r>
+          </w:p>
+        </w:tc>
+        <w:tc>
+          <w:tcPr>
+            <w:tcW w:w="4675" w:type="dxa"/>
+          </w:tcPr>
+          <w:p>
+            <w:r>
+              <w:t>433MHz</w:t>
+            </w:r>
+          </w:p>
+        </w:tc>
+      </w:tr>
+      <w:tr>
+        <w:tc>
+          <w:tcPr>
+            <w:tcW w:w="4675" w:type="dxa"/>
+          </w:tcPr>
+          <w:p>
+            <w:r>
+              <w:t>Data Rate</w:t>
+            </w:r>
+          </w:p>
+        </w:tc>
+        <w:tc>
+          <w:tcPr>
+            <w:tcW w:w="4675" w:type="dxa"/>
+          </w:tcPr>
+          <w:p>
+            <w:r>
+              <w:t>300 Baud Manchester Encoded</w:t>
+            </w:r>
+          </w:p>
+        </w:tc>
+      </w:tr>
+      <w:tr>
+        <w:tc>
+          <w:tcPr>
+            <w:tcW w:w="4675" w:type="dxa"/>
+          </w:tcPr>
+          <w:p>
+            <w:r>
+              <w:t>Data Format</w:t>
+            </w:r>
+          </w:p>
+        </w:tc>
+        <w:tc>
+          <w:tcPr>
+            <w:tcW w:w="4675" w:type="dxa"/>
+          </w:tcPr>
+          <w:p>
+            <w:r>
+              <w:t xml:space="preserve">potentiometer: 10 </w:t>
+            </w:r>
+            <w:proofErr w:type="gramStart"/>
+            <w:r>
+              <w:t>bit</w:t>
+            </w:r>
+            <w:proofErr w:type="gramEnd"/>
+            <w:r>
+              <w:t xml:space="preserve"> mapped to 8bit,</w:t>
+            </w:r>
+          </w:p>
+          <w:p>
+            <w:r>
+              <w:t>Transmitted data: 3x8bits,</w:t>
+            </w:r>
+          </w:p>
+          <w:p>
+            <w:r>
+              <w:t>Received data: 3x8bits</w:t>
+            </w:r>
+          </w:p>
+        </w:tc>
+      </w:tr>
+      <w:tr>
+        <w:tc>
+          <w:tcPr>
+            <w:tcW w:w="4675" w:type="dxa"/>
+          </w:tcPr>
+          <w:p>
+            <w:r>
+              <w:t>Operating Voltages</w:t>
+            </w:r>
+          </w:p>
+        </w:tc>
+        <w:tc>
+          <w:tcPr>
+            <w:tcW w:w="4675" w:type="dxa"/>
+          </w:tcPr>
+          <w:p>
+            <w:r>
+              <w:t>5 Volts</w:t>
+            </w:r>
+          </w:p>
+        </w:tc>
+      </w:tr>
+      <w:tr>
+        <w:tc>
+          <w:tcPr>
+            <w:tcW w:w="4675" w:type="dxa"/>
+          </w:tcPr>
+          <w:p>
+            <w:r>
+              <w:t>Power levels</w:t>
+            </w:r>
+          </w:p>
+        </w:tc>
+        <w:tc>
+          <w:tcPr>
+            <w:tcW w:w="4675" w:type="dxa"/>
+          </w:tcPr>
+          <w:p>
+            <w:r>
+              <w:t>2.5 Watts</w:t>
+            </w:r>
+          </w:p>
+        </w:tc>
+      </w:tr>
+      <w:tr>
+        <w:tc>
+          <w:tcPr>
+            <w:tcW w:w="4675" w:type="dxa"/>
+          </w:tcPr>
+          <w:p>
+            <w:r>
+              <w:t>EIRP</w:t>
+            </w:r>
+          </w:p>
+        </w:tc>
+        <w:tc>
+          <w:tcPr>
+            <w:tcW w:w="4675" w:type="dxa"/>
+          </w:tcPr>
+          <w:p>
+            <w:r>
+              <w:t>3.36nW</w:t>
+            </w:r>
+          </w:p>
+        </w:tc>
+      </w:tr>
+      <w:tr>
+        <w:tc>
+          <w:tcPr>
+            <w:tcW w:w="4675" w:type="dxa"/>
+          </w:tcPr>
+          <w:p>
+            <w:r>
+              <w:t>BER</w:t>
+            </w:r>
+          </w:p>
+        </w:tc>
+        <w:tc>
+          <w:tcPr>
+            <w:tcW w:w="4675" w:type="dxa"/>
+          </w:tcPr>
+          <w:p>
+            <w:r>
+              <w:t>0.00028%</w:t>
+            </w:r>
+          </w:p>
+        </w:tc>
+      </w:tr>
+    </w:tbl>
     <w:p>
       <w:pPr>
         <w:pStyle w:val="NoSpacing"/>
@@ -1507,11 +1854,14 @@
     </w:p>
     <w:p>
       <w:pPr>
-        <w:pStyle w:val="Heading2"/>
+        <w:pStyle w:val="Heading1"/>
       </w:pPr>
       <w:r>
         <w:lastRenderedPageBreak/>
         <w:t>Transmitter</w:t>
+      </w:r>
+      <w:r>
+        <w:t xml:space="preserve"> </w:t>
       </w:r>
     </w:p>
     <w:p>
@@ -1527,6 +1877,9 @@
         <w:jc w:val="center"/>
       </w:pPr>
       <w:r>
+        <w:rPr>
+          <w:noProof/>
+        </w:rPr>
         <w:drawing>
           <wp:inline distT="0" distB="0" distL="0" distR="0" wp14:anchorId="5832392F" wp14:editId="644E205D">
             <wp:extent cx="5905058" cy="4168239"/>
@@ -1643,22 +1996,49 @@
     </w:p>
     <w:p>
       <w:r>
-        <w:t xml:space="preserve">The transmitter side is designed to read </w:t>
+        <w:t>The transmitter</w:t>
+      </w:r>
+      <w:r>
+        <w:t xml:space="preserve"> (Tx)</w:t>
+      </w:r>
+      <w:r>
+        <w:t xml:space="preserve"> side is designed to read </w:t>
       </w:r>
       <w:r>
         <w:t>a</w:t>
       </w:r>
       <w:r>
-        <w:t xml:space="preserve"> potentiometer value and send it to the R</w:t>
+        <w:t xml:space="preserve"> potentiometer value and send it to the </w:t>
+      </w:r>
+      <w:r>
+        <w:t>receiver (Rx)</w:t>
+      </w:r>
+      <w:r>
+        <w:t xml:space="preserve"> using Manchester encoded communication. The potentiometer value is read from </w:t>
+      </w:r>
+      <w:r>
+        <w:t xml:space="preserve">an </w:t>
+      </w:r>
+      <w:r>
+        <w:t>analog pin</w:t>
+      </w:r>
+      <w:r>
+        <w:t xml:space="preserve">; </w:t>
+      </w:r>
+      <w:r>
+        <w:t>when the button is pressed, a 3</w:t>
+      </w:r>
+      <w:r>
+        <w:t xml:space="preserve"> </w:t>
       </w:r>
       <w:r>
         <w:t>x</w:t>
       </w:r>
       <w:r>
-        <w:t xml:space="preserve"> using Manchester encoded communication. The potentiometer value is read from analog pin A7, and when the button on pin 3 is pressed, a 3</w:t>
-      </w:r>
-      <w:r>
-        <w:t xml:space="preserve"> 8-bit </w:t>
+        <w:t xml:space="preserve"> </w:t>
+      </w:r>
+      <w:r>
+        <w:t xml:space="preserve">8-bit </w:t>
       </w:r>
       <w:r>
         <w:t>byte message is created. The first byte contains the message length, the second byte contains the mapped potentiometer value</w:t>
@@ -1670,7 +2050,7 @@
         <w:t xml:space="preserve"> bytes, also the DAC is only 8bits too)</w:t>
       </w:r>
       <w:r>
-        <w:t xml:space="preserve">, and the third byte contains a checksum for error detection. The checksum is calculated by adding the first two bytes before transmission. The data is then sent </w:t>
+        <w:t xml:space="preserve">, and the third byte contains a checksum for error detection. The checksum is calculated by adding the first two bytes. The data is then sent </w:t>
       </w:r>
       <w:r>
         <w:t>to the</w:t>
@@ -1688,126 +2068,20 @@
         <w:t xml:space="preserve">using </w:t>
       </w:r>
       <w:r>
-        <w:t>pin 9 at a data rate of 300 baud. A green LED indicates when the system is on and ready to transmit, and a blue LED flashes after a message is sent. A timing delay is used so the transmitter does not repeatedly send messages too quickly.</w:t>
-      </w:r>
-    </w:p>
+        <w:t>a PWM pin</w:t>
+      </w:r>
+      <w:r>
+        <w:t xml:space="preserve"> at a data rate of 300 baud. A green LED indicates when the system is on and ready to transmit, and a blue LED flashes after a message is sent. A timing delay is used so the transmitter does not repeatedly send messages too quickly.</w:t>
+      </w:r>
+    </w:p>
+    <w:p/>
     <w:p>
       <w:pPr>
         <w:pStyle w:val="Heading2"/>
       </w:pPr>
       <w:r>
         <w:lastRenderedPageBreak/>
-        <w:t xml:space="preserve">Receiver </w:t>
-      </w:r>
-    </w:p>
-    <w:p>
-      <w:r>
-        <w:t xml:space="preserve">The receiver side uses Manchester decoding to </w:t>
-      </w:r>
-      <w:r>
-        <w:t xml:space="preserve">decode the </w:t>
-      </w:r>
-      <w:r>
-        <w:t>receive</w:t>
-      </w:r>
-      <w:r>
-        <w:t>d</w:t>
-      </w:r>
-      <w:r>
-        <w:t xml:space="preserve"> 3</w:t>
-      </w:r>
-      <w:r>
-        <w:t xml:space="preserve"> 8bit </w:t>
-      </w:r>
-      <w:r>
-        <w:t xml:space="preserve">byte message through the RF receiver connected to pin 2. The first two bytes contain the transmitted data, and the third byte is used as a checksum </w:t>
-      </w:r>
-      <w:r>
-        <w:t>for error detection</w:t>
-      </w:r>
-      <w:r>
-        <w:t>. When a transmission is complete, the code stores the bytes in a buffer, prints the received values to the serial monitor and checks whether the calculated checksum matches the received checksum. If the checksum</w:t>
-      </w:r>
-      <w:r>
-        <w:t xml:space="preserve"> passes</w:t>
-      </w:r>
-      <w:r>
-        <w:t>, the system counts it as a successful TX</w:t>
-      </w:r>
-      <w:r>
-        <w:t xml:space="preserve"> (otherwise ignore it and restart the loop)</w:t>
-      </w:r>
-      <w:r>
-        <w:t xml:space="preserve"> and uses the second byte to control the brightness of the LED on pin 5</w:t>
-      </w:r>
-      <w:r>
-        <w:t xml:space="preserve"> using PWM</w:t>
-      </w:r>
-      <w:r>
-        <w:t>. A green status LED on pin 4 is used to show the receiver activity, turning off briefly when the message is received</w:t>
-      </w:r>
-      <w:r>
-        <w:t xml:space="preserve"> being processed, then </w:t>
-      </w:r>
-      <w:r>
-        <w:t>turning back on</w:t>
-      </w:r>
-      <w:r>
-        <w:t xml:space="preserve"> when ready for the next message</w:t>
-      </w:r>
-      <w:r>
-        <w:t xml:space="preserve">. </w:t>
-      </w:r>
-    </w:p>
-    <w:p/>
-    <w:p>
-      <w:pPr>
-        <w:pStyle w:val="Heading1"/>
-      </w:pPr>
-      <w:r>
-        <w:t>Flowcharts</w:t>
-      </w:r>
-    </w:p>
-    <w:p>
-      <w:r>
-        <w:t>The following flowcharts show</w:t>
-      </w:r>
-      <w:r>
-        <w:t xml:space="preserve">s how the software </w:t>
-      </w:r>
-      <w:r>
-        <w:t xml:space="preserve">works for both the transmitter and receiver. </w:t>
-      </w:r>
-      <w:r>
-        <w:t>Manchester protocol library, that was provided by the instructor.</w:t>
-      </w:r>
-    </w:p>
-    <w:p>
-      <w:pPr>
-        <w:rPr>
-          <w:rFonts w:asciiTheme="majorHAnsi" w:eastAsiaTheme="majorEastAsia" w:hAnsiTheme="majorHAnsi" w:cstheme="majorBidi"/>
-          <w:color w:val="0F4761" w:themeColor="accent1" w:themeShade="BF"/>
-          <w:sz w:val="32"/>
-          <w:szCs w:val="32"/>
-        </w:rPr>
-      </w:pPr>
-      <w:r>
-        <w:br w:type="page"/>
-      </w:r>
-    </w:p>
-    <w:p>
-      <w:pPr>
-        <w:pStyle w:val="Heading2"/>
-      </w:pPr>
-      <w:r>
-        <w:lastRenderedPageBreak/>
-        <w:t xml:space="preserve">Transmitter </w:t>
-      </w:r>
-      <w:r>
-        <w:t>Software</w:t>
-      </w:r>
-      <w:r>
-        <w:t xml:space="preserve"> Flowchart</w:t>
+        <w:t>Transmitter Software Flowchart</w:t>
       </w:r>
     </w:p>
     <w:p/>
@@ -1821,7 +2095,7 @@
           <w:noProof/>
         </w:rPr>
         <w:drawing>
-          <wp:inline distT="0" distB="0" distL="0" distR="0" wp14:anchorId="1805E45C" wp14:editId="4D304B48">
+          <wp:inline distT="0" distB="0" distL="0" distR="0" wp14:anchorId="4802F4AA" wp14:editId="3470E684">
             <wp:extent cx="3209986" cy="6560288"/>
             <wp:effectExtent l="0" t="0" r="9525" b="0"/>
             <wp:docPr id="662294890" name="Picture 10"/>
@@ -1923,6 +2197,128 @@
           <w:sz w:val="20"/>
           <w:szCs w:val="20"/>
         </w:rPr>
+        <w:t>6</w:t>
+      </w:r>
+      <w:r>
+        <w:rPr>
+          <w:sz w:val="20"/>
+          <w:szCs w:val="20"/>
+        </w:rPr>
+        <w:fldChar w:fldCharType="end"/>
+      </w:r>
+      <w:r>
+        <w:rPr>
+          <w:sz w:val="20"/>
+          <w:szCs w:val="20"/>
+        </w:rPr>
+        <w:t xml:space="preserve"> Transmitter Software Flowchart</w:t>
+      </w:r>
+    </w:p>
+    <w:p>
+      <w:pPr>
+        <w:pStyle w:val="Heading1"/>
+      </w:pPr>
+      <w:r>
+        <w:lastRenderedPageBreak/>
+        <w:t xml:space="preserve">Receiver </w:t>
+      </w:r>
+    </w:p>
+    <w:p>
+      <w:pPr>
+        <w:pStyle w:val="NoSpacing"/>
+      </w:pPr>
+    </w:p>
+    <w:p>
+      <w:pPr>
+        <w:keepNext/>
+      </w:pPr>
+      <w:r>
+        <w:drawing>
+          <wp:inline distT="0" distB="0" distL="0" distR="0" wp14:anchorId="3BAA384F" wp14:editId="73EF98E4">
+            <wp:extent cx="6033904" cy="3317358"/>
+            <wp:effectExtent l="0" t="0" r="5080" b="0"/>
+            <wp:docPr id="488595384" name="Picture 1"/>
+            <wp:cNvGraphicFramePr>
+              <a:graphicFrameLocks xmlns:a="http://schemas.openxmlformats.org/drawingml/2006/main" noChangeAspect="1"/>
+            </wp:cNvGraphicFramePr>
+            <a:graphic xmlns:a="http://schemas.openxmlformats.org/drawingml/2006/main">
+              <a:graphicData uri="http://schemas.openxmlformats.org/drawingml/2006/picture">
+                <pic:pic xmlns:pic="http://schemas.openxmlformats.org/drawingml/2006/picture">
+                  <pic:nvPicPr>
+                    <pic:cNvPr id="488595384" name=""/>
+                    <pic:cNvPicPr/>
+                  </pic:nvPicPr>
+                  <pic:blipFill>
+                    <a:blip r:embed="rId12">
+                      <a:extLst>
+                        <a:ext uri="{28A0092B-C50C-407E-A947-70E740481C1C}">
+                          <a14:useLocalDpi xmlns:a14="http://schemas.microsoft.com/office/drawing/2010/main" val="0"/>
+                        </a:ext>
+                      </a:extLst>
+                    </a:blip>
+                    <a:stretch>
+                      <a:fillRect/>
+                    </a:stretch>
+                  </pic:blipFill>
+                  <pic:spPr>
+                    <a:xfrm>
+                      <a:off x="0" y="0"/>
+                      <a:ext cx="6044529" cy="3323199"/>
+                    </a:xfrm>
+                    <a:prstGeom prst="rect">
+                      <a:avLst/>
+                    </a:prstGeom>
+                  </pic:spPr>
+                </pic:pic>
+              </a:graphicData>
+            </a:graphic>
+          </wp:inline>
+        </w:drawing>
+      </w:r>
+    </w:p>
+    <w:p>
+      <w:pPr>
+        <w:pStyle w:val="Caption"/>
+        <w:jc w:val="center"/>
+        <w:rPr>
+          <w:sz w:val="20"/>
+          <w:szCs w:val="20"/>
+        </w:rPr>
+      </w:pPr>
+      <w:r>
+        <w:rPr>
+          <w:sz w:val="20"/>
+          <w:szCs w:val="20"/>
+        </w:rPr>
+        <w:t xml:space="preserve">Figure </w:t>
+      </w:r>
+      <w:r>
+        <w:rPr>
+          <w:sz w:val="20"/>
+          <w:szCs w:val="20"/>
+        </w:rPr>
+        <w:fldChar w:fldCharType="begin"/>
+      </w:r>
+      <w:r>
+        <w:rPr>
+          <w:sz w:val="20"/>
+          <w:szCs w:val="20"/>
+        </w:rPr>
+        <w:instrText xml:space="preserve"> SEQ Figure \* ARABIC </w:instrText>
+      </w:r>
+      <w:r>
+        <w:rPr>
+          <w:sz w:val="20"/>
+          <w:szCs w:val="20"/>
+        </w:rPr>
+        <w:fldChar w:fldCharType="separate"/>
+      </w:r>
+      <w:r>
+        <w:rPr>
+          <w:noProof/>
+          <w:sz w:val="20"/>
+          <w:szCs w:val="20"/>
+        </w:rPr>
         <w:t>5</w:t>
       </w:r>
       <w:r>
@@ -1937,40 +2333,91 @@
           <w:sz w:val="20"/>
           <w:szCs w:val="20"/>
         </w:rPr>
-        <w:t xml:space="preserve"> Transmitter Software Flow</w:t>
-      </w:r>
-      <w:r>
-        <w:rPr>
-          <w:sz w:val="20"/>
-          <w:szCs w:val="20"/>
-        </w:rPr>
-        <w:t>c</w:t>
-      </w:r>
-      <w:r>
-        <w:rPr>
-          <w:sz w:val="20"/>
-          <w:szCs w:val="20"/>
-        </w:rPr>
-        <w:t>hart</w:t>
-      </w:r>
-    </w:p>
-    <w:p>
-      <w:pPr>
-        <w:rPr>
-          <w:rFonts w:asciiTheme="majorHAnsi" w:eastAsiaTheme="majorEastAsia" w:hAnsiTheme="majorHAnsi" w:cstheme="majorBidi"/>
-          <w:color w:val="0F4761" w:themeColor="accent1" w:themeShade="BF"/>
-          <w:sz w:val="32"/>
-          <w:szCs w:val="32"/>
-        </w:rPr>
+        <w:t xml:space="preserve"> Schematic of </w:t>
+      </w:r>
+      <w:r>
+        <w:rPr>
+          <w:sz w:val="20"/>
+          <w:szCs w:val="20"/>
+        </w:rPr>
+        <w:t xml:space="preserve">the </w:t>
+      </w:r>
+      <w:r>
+        <w:rPr>
+          <w:sz w:val="20"/>
+          <w:szCs w:val="20"/>
+        </w:rPr>
+        <w:t>Receiver Circuit</w:t>
+      </w:r>
+    </w:p>
+    <w:p/>
+    <w:p>
+      <w:r>
+        <w:t xml:space="preserve">The receiver side uses Manchester decoding to </w:t>
+      </w:r>
+      <w:r>
+        <w:t xml:space="preserve">decode the </w:t>
+      </w:r>
+      <w:r>
+        <w:t>receive</w:t>
+      </w:r>
+      <w:r>
+        <w:t>d</w:t>
+      </w:r>
+      <w:r>
+        <w:t xml:space="preserve"> 3</w:t>
+      </w:r>
+      <w:r>
+        <w:t xml:space="preserve"> 8bit </w:t>
+      </w:r>
+      <w:r>
+        <w:t xml:space="preserve">byte message through the RF receiver connected to pin 2. The first two bytes contain the transmitted data, and the third byte is used as a checksum </w:t>
+      </w:r>
+      <w:r>
+        <w:t>for error detection</w:t>
+      </w:r>
+      <w:r>
+        <w:t>. When a transmission is complete, the code stores the bytes in a buffer, prints the received values to the serial monitor and checks whether the calculated checksum matches the received checksum. If the checksum</w:t>
+      </w:r>
+      <w:r>
+        <w:t xml:space="preserve"> passes</w:t>
+      </w:r>
+      <w:r>
+        <w:t>, the system counts it as a successful TX</w:t>
+      </w:r>
+      <w:r>
+        <w:t xml:space="preserve"> (otherwise ignore it and restart the loop)</w:t>
+      </w:r>
+      <w:r>
+        <w:t xml:space="preserve"> and uses the second byte to control the brightness of the LED on pin 5</w:t>
+      </w:r>
+      <w:r>
+        <w:t xml:space="preserve"> using PWM</w:t>
+      </w:r>
+      <w:r>
+        <w:t>. A green status LED on pin 4 is used to show the receiver activity, turning off briefly when the message is received</w:t>
+      </w:r>
+      <w:r>
+        <w:t xml:space="preserve"> being processed, then </w:t>
+      </w:r>
+      <w:r>
+        <w:t>turning back on</w:t>
+      </w:r>
+      <w:r>
+        <w:t xml:space="preserve"> when ready for the next message</w:t>
+      </w:r>
+      <w:r>
+        <w:t xml:space="preserve">. </w:t>
+      </w:r>
+    </w:p>
+    <w:p/>
+    <w:p>
+      <w:pPr>
+        <w:pStyle w:val="Heading2"/>
       </w:pPr>
       <w:r>
         <w:br w:type="page"/>
       </w:r>
-    </w:p>
-    <w:p>
-      <w:pPr>
-        <w:pStyle w:val="Heading2"/>
-      </w:pPr>
       <w:r>
         <w:lastRenderedPageBreak/>
         <w:t xml:space="preserve">Receiver </w:t>
@@ -2010,7 +2457,7 @@
                     </pic:cNvPicPr>
                   </pic:nvPicPr>
                   <pic:blipFill>
-                    <a:blip r:embed="rId12">
+                    <a:blip r:embed="rId13">
                       <a:extLst>
                         <a:ext uri="{28A0092B-C50C-407E-A947-70E740481C1C}">
                           <a14:useLocalDpi xmlns:a14="http://schemas.microsoft.com/office/drawing/2010/main" val="0"/>
@@ -2096,7 +2543,7 @@
           <w:sz w:val="20"/>
           <w:szCs w:val="20"/>
         </w:rPr>
-        <w:t>6</w:t>
+        <w:t>7</w:t>
       </w:r>
       <w:r>
         <w:rPr>
@@ -3038,27 +3485,23 @@
     </w:p>
     <w:p>
       <w:pPr>
+        <w:pStyle w:val="NoSpacing"/>
+      </w:pPr>
+    </w:p>
+    <w:p>
+      <w:pPr>
         <w:rPr>
           <w:rFonts w:eastAsiaTheme="minorEastAsia"/>
           <w:b/>
           <w:bCs/>
         </w:rPr>
       </w:pPr>
-    </w:p>
-    <w:p>
-      <w:pPr>
+      <w:r>
         <w:rPr>
           <w:rFonts w:eastAsiaTheme="minorEastAsia"/>
           <w:b/>
           <w:bCs/>
         </w:rPr>
-      </w:pPr>
-      <w:r>
-        <w:rPr>
-          <w:rFonts w:eastAsiaTheme="minorEastAsia"/>
-          <w:b/>
-          <w:bCs/>
-        </w:rPr>
         <w:t>Bit Error Rate:</w:t>
       </w:r>
     </w:p>
@@ -3071,10 +3514,10 @@
           <w:noProof/>
         </w:rPr>
         <w:drawing>
-          <wp:anchor distT="0" distB="0" distL="114300" distR="114300" simplePos="0" relativeHeight="251661312" behindDoc="0" locked="0" layoutInCell="1" allowOverlap="1" wp14:anchorId="586B83C8" wp14:editId="3651D001">
+          <wp:anchor distT="0" distB="0" distL="114300" distR="114300" simplePos="0" relativeHeight="251661312" behindDoc="0" locked="0" layoutInCell="1" allowOverlap="1" wp14:anchorId="586B83C8" wp14:editId="1821FBE9">
             <wp:simplePos x="0" y="0"/>
-            <wp:positionH relativeFrom="column">
-              <wp:posOffset>0</wp:posOffset>
+            <wp:positionH relativeFrom="margin">
+              <wp:align>left</wp:align>
             </wp:positionH>
             <wp:positionV relativeFrom="paragraph">
               <wp:posOffset>-2771</wp:posOffset>
@@ -3094,7 +3537,7 @@
                     <pic:cNvPicPr/>
                   </pic:nvPicPr>
                   <pic:blipFill>
-                    <a:blip r:embed="rId13">
+                    <a:blip r:embed="rId14">
                       <a:extLst>
                         <a:ext uri="{28A0092B-C50C-407E-A947-70E740481C1C}">
                           <a14:useLocalDpi xmlns:a14="http://schemas.microsoft.com/office/drawing/2010/main" val="0"/>
@@ -3121,13 +3564,11 @@
         </w:drawing>
       </w:r>
     </w:p>
-    <w:p/>
-    <w:p/>
-    <w:p>
+    <w:p>
+      <w:pPr>
+        <w:keepNext/>
+      </w:pPr>
       <m:oMathPara>
-        <m:oMathParaPr>
-          <m:jc m:val="center"/>
-        </m:oMathParaPr>
         <m:oMath>
           <m:r>
             <w:rPr>
@@ -3171,13 +3612,57 @@
       </m:oMathPara>
     </w:p>
     <w:p/>
-    <w:p/>
-    <w:p/>
-    <w:p/>
+    <w:p>
+      <w:r>
+        <w:t xml:space="preserve">No errors were detected after doing 3499 </w:t>
+      </w:r>
+      <w:r>
+        <w:t>transmissions</w:t>
+      </w:r>
+      <w:r>
+        <w:t xml:space="preserve">. </w:t>
+      </w:r>
+      <w:r>
+        <w:t xml:space="preserve">Considering </w:t>
+      </w:r>
+      <w:r>
+        <w:t>how small of a data packet (3x8bit = 24bits total)</w:t>
+      </w:r>
+      <w:r>
+        <w:t xml:space="preserve"> is being sent</w:t>
+      </w:r>
+      <w:r>
+        <w:t xml:space="preserve">, the chance of an error occurring </w:t>
+      </w:r>
+      <w:r>
+        <w:t xml:space="preserve">is </w:t>
+      </w:r>
+      <w:r>
+        <w:t>quite small.</w:t>
+      </w:r>
+    </w:p>
     <w:p>
       <w:pPr>
         <w:pStyle w:val="Caption"/>
-        <w:ind w:firstLine="720"/>
+        <w:rPr>
+          <w:sz w:val="20"/>
+          <w:szCs w:val="20"/>
+        </w:rPr>
+      </w:pPr>
+    </w:p>
+    <w:p>
+      <w:pPr>
+        <w:pStyle w:val="Caption"/>
+        <w:rPr>
+          <w:sz w:val="20"/>
+          <w:szCs w:val="20"/>
+        </w:rPr>
+      </w:pPr>
+    </w:p>
+    <w:p>
+      <w:pPr>
+        <w:pStyle w:val="Caption"/>
+        <w:ind w:left="720"/>
         <w:rPr>
           <w:sz w:val="20"/>
           <w:szCs w:val="20"/>
@@ -3217,7 +3702,7 @@
           <w:sz w:val="20"/>
           <w:szCs w:val="20"/>
         </w:rPr>
-        <w:t>7</w:t>
+        <w:t>8</w:t>
       </w:r>
       <w:r>
         <w:rPr>
@@ -3241,379 +3726,49 @@
       </w:pPr>
       <w:r>
         <w:lastRenderedPageBreak/>
-        <w:t xml:space="preserve">Data Table </w:t>
-      </w:r>
-    </w:p>
-    <w:p>
-      <w:r>
-        <w:t>The key system parameters and measured values are summarized in Table 1 below.</w:t>
-      </w:r>
-    </w:p>
-    <w:tbl>
-      <w:tblPr>
-        <w:tblStyle w:val="TableGrid"/>
-        <w:tblW w:w="0" w:type="auto"/>
-        <w:tblLook w:val="04A0" w:firstRow="1" w:lastRow="0" w:firstColumn="1" w:lastColumn="0" w:noHBand="0" w:noVBand="1"/>
-      </w:tblPr>
-      <w:tblGrid>
-        <w:gridCol w:w="4675"/>
-        <w:gridCol w:w="4675"/>
-      </w:tblGrid>
-      <w:tr>
-        <w:tc>
-          <w:tcPr>
-            <w:tcW w:w="4675" w:type="dxa"/>
-            <w:shd w:val="clear" w:color="auto" w:fill="D1D1D1" w:themeFill="background2" w:themeFillShade="E6"/>
-          </w:tcPr>
-          <w:p>
-            <w:pPr>
-              <w:tabs>
-                <w:tab w:val="left" w:pos="1775"/>
-              </w:tabs>
-              <w:jc w:val="center"/>
-              <w:rPr>
-                <w:b/>
-                <w:bCs/>
-              </w:rPr>
-            </w:pPr>
-            <w:r>
-              <w:rPr>
-                <w:b/>
-                <w:bCs/>
-              </w:rPr>
-              <w:t>Parameter</w:t>
-            </w:r>
-          </w:p>
-        </w:tc>
-        <w:tc>
-          <w:tcPr>
-            <w:tcW w:w="4675" w:type="dxa"/>
-            <w:shd w:val="clear" w:color="auto" w:fill="D1D1D1" w:themeFill="background2" w:themeFillShade="E6"/>
-          </w:tcPr>
-          <w:p>
-            <w:pPr>
-              <w:jc w:val="center"/>
-              <w:rPr>
-                <w:b/>
-                <w:bCs/>
-              </w:rPr>
-            </w:pPr>
-            <w:r>
-              <w:rPr>
-                <w:b/>
-                <w:bCs/>
-              </w:rPr>
-              <w:t>Measurement</w:t>
-            </w:r>
-          </w:p>
-        </w:tc>
-      </w:tr>
-      <w:tr>
-        <w:tc>
-          <w:tcPr>
-            <w:tcW w:w="4675" w:type="dxa"/>
-          </w:tcPr>
-          <w:p>
-            <w:r>
-              <w:t>Bandwidth</w:t>
-            </w:r>
-          </w:p>
-        </w:tc>
-        <w:tc>
-          <w:tcPr>
-            <w:tcW w:w="4675" w:type="dxa"/>
-          </w:tcPr>
-          <w:p>
-            <w:r>
-              <w:t>1250Hz</w:t>
-            </w:r>
-          </w:p>
-        </w:tc>
-      </w:tr>
-      <w:tr>
-        <w:tc>
-          <w:tcPr>
-            <w:tcW w:w="4675" w:type="dxa"/>
-          </w:tcPr>
-          <w:p>
-            <w:r>
-              <w:t>Range limit</w:t>
-            </w:r>
-          </w:p>
-        </w:tc>
-        <w:tc>
-          <w:tcPr>
-            <w:tcW w:w="4675" w:type="dxa"/>
-          </w:tcPr>
-          <w:p>
-            <w:r>
-              <w:t>11ft</w:t>
-            </w:r>
-          </w:p>
-        </w:tc>
-      </w:tr>
-      <w:tr>
-        <w:tc>
-          <w:tcPr>
-            <w:tcW w:w="4675" w:type="dxa"/>
-          </w:tcPr>
-          <w:p>
-            <w:r>
-              <w:t>Min EF at Receiver</w:t>
-            </w:r>
-          </w:p>
-        </w:tc>
-        <w:tc>
-          <w:tcPr>
-            <w:tcW w:w="4675" w:type="dxa"/>
-          </w:tcPr>
-          <w:p>
-            <w:r>
-              <w:t>97.4mV/m</w:t>
-            </w:r>
-          </w:p>
-        </w:tc>
-      </w:tr>
-      <w:tr>
-        <w:tc>
-          <w:tcPr>
-            <w:tcW w:w="4675" w:type="dxa"/>
-          </w:tcPr>
-          <w:p>
-            <w:r>
-              <w:t>Carrier Frequency</w:t>
-            </w:r>
-          </w:p>
-        </w:tc>
-        <w:tc>
-          <w:tcPr>
-            <w:tcW w:w="4675" w:type="dxa"/>
-          </w:tcPr>
-          <w:p>
-            <w:r>
-              <w:t>433MHz</w:t>
-            </w:r>
-          </w:p>
-        </w:tc>
-      </w:tr>
-      <w:tr>
-        <w:tc>
-          <w:tcPr>
-            <w:tcW w:w="4675" w:type="dxa"/>
-          </w:tcPr>
-          <w:p>
-            <w:r>
-              <w:t>Data Rate</w:t>
-            </w:r>
-          </w:p>
-        </w:tc>
-        <w:tc>
-          <w:tcPr>
-            <w:tcW w:w="4675" w:type="dxa"/>
-          </w:tcPr>
-          <w:p>
-            <w:r>
-              <w:t>300 Baud Manchester Encoded</w:t>
-            </w:r>
-          </w:p>
-        </w:tc>
-      </w:tr>
-      <w:tr>
-        <w:tc>
-          <w:tcPr>
-            <w:tcW w:w="4675" w:type="dxa"/>
-          </w:tcPr>
-          <w:p>
-            <w:r>
-              <w:t>Data Format</w:t>
-            </w:r>
-          </w:p>
-        </w:tc>
-        <w:tc>
-          <w:tcPr>
-            <w:tcW w:w="4675" w:type="dxa"/>
-          </w:tcPr>
-          <w:p>
-            <w:r>
-              <w:t>pot</w:t>
-            </w:r>
-            <w:r>
-              <w:t>entiometer</w:t>
-            </w:r>
-            <w:r>
-              <w:t>: 1</w:t>
-            </w:r>
-            <w:r>
-              <w:t xml:space="preserve">0 </w:t>
-            </w:r>
-            <w:proofErr w:type="gramStart"/>
-            <w:r>
-              <w:t>bit</w:t>
-            </w:r>
-            <w:proofErr w:type="gramEnd"/>
-            <w:r>
-              <w:t xml:space="preserve"> mapped to 8bit</w:t>
-            </w:r>
-            <w:r>
-              <w:t>,</w:t>
-            </w:r>
-          </w:p>
-          <w:p>
-            <w:r>
-              <w:t>T</w:t>
-            </w:r>
-            <w:r>
-              <w:t>ransmitted</w:t>
-            </w:r>
-            <w:r>
-              <w:t xml:space="preserve"> data: </w:t>
-            </w:r>
-            <w:r>
-              <w:t>3</w:t>
-            </w:r>
-            <w:r>
-              <w:t>x8bits,</w:t>
-            </w:r>
-          </w:p>
-          <w:p>
-            <w:r>
-              <w:t>R</w:t>
-            </w:r>
-            <w:r>
-              <w:t>eceiv</w:t>
-            </w:r>
-            <w:r>
-              <w:t xml:space="preserve">ed data: </w:t>
-            </w:r>
-            <w:r>
-              <w:t>3</w:t>
-            </w:r>
-            <w:r>
-              <w:t>x8bits</w:t>
-            </w:r>
-          </w:p>
-        </w:tc>
-      </w:tr>
-      <w:tr>
-        <w:tc>
-          <w:tcPr>
-            <w:tcW w:w="4675" w:type="dxa"/>
-          </w:tcPr>
-          <w:p>
-            <w:r>
-              <w:t>Operating Voltages</w:t>
-            </w:r>
-          </w:p>
-        </w:tc>
-        <w:tc>
-          <w:tcPr>
-            <w:tcW w:w="4675" w:type="dxa"/>
-          </w:tcPr>
-          <w:p>
-            <w:r>
-              <w:t>5 Volts</w:t>
-            </w:r>
-          </w:p>
-        </w:tc>
-      </w:tr>
-      <w:tr>
-        <w:tc>
-          <w:tcPr>
-            <w:tcW w:w="4675" w:type="dxa"/>
-          </w:tcPr>
-          <w:p>
-            <w:r>
-              <w:t>Power levels</w:t>
-            </w:r>
-          </w:p>
-        </w:tc>
-        <w:tc>
-          <w:tcPr>
-            <w:tcW w:w="4675" w:type="dxa"/>
-          </w:tcPr>
-          <w:p>
-            <w:r>
-              <w:t>2.5 Watts</w:t>
-            </w:r>
-          </w:p>
-        </w:tc>
-      </w:tr>
-      <w:tr>
-        <w:tc>
-          <w:tcPr>
-            <w:tcW w:w="4675" w:type="dxa"/>
-          </w:tcPr>
-          <w:p>
-            <w:r>
-              <w:t>EIRP</w:t>
-            </w:r>
-          </w:p>
-        </w:tc>
-        <w:tc>
-          <w:tcPr>
-            <w:tcW w:w="4675" w:type="dxa"/>
-          </w:tcPr>
-          <w:p>
-            <w:r>
-              <w:t>3.36nW</w:t>
-            </w:r>
-          </w:p>
-        </w:tc>
-      </w:tr>
-      <w:tr>
-        <w:tc>
-          <w:tcPr>
-            <w:tcW w:w="4675" w:type="dxa"/>
-          </w:tcPr>
-          <w:p>
-            <w:r>
-              <w:t>BER</w:t>
-            </w:r>
-          </w:p>
-        </w:tc>
-        <w:tc>
-          <w:tcPr>
-            <w:tcW w:w="4675" w:type="dxa"/>
-          </w:tcPr>
-          <w:p>
-            <w:r>
-              <w:t>0</w:t>
-            </w:r>
-            <w:r>
-              <w:t>.00028</w:t>
-            </w:r>
-            <w:r>
-              <w:t>%</w:t>
-            </w:r>
-          </w:p>
-        </w:tc>
-      </w:tr>
-    </w:tbl>
-    <w:p/>
-    <w:p>
-      <w:pPr>
-        <w:pStyle w:val="Heading1"/>
-      </w:pPr>
-      <w:r>
         <w:t>Spectrum Analyzer Capture</w:t>
       </w:r>
     </w:p>
     <w:p>
       <w:pPr>
+        <w:pStyle w:val="NoSpacing"/>
+      </w:pPr>
+    </w:p>
+    <w:p>
+      <w:pPr>
         <w:keepNext/>
       </w:pPr>
       <w:r>
         <w:t>The following figure shows the frequency spectrum of the transmitted signal as measured using a spectrum analyzer.</w:t>
       </w:r>
-      <w:r>
+    </w:p>
+    <w:p>
+      <w:pPr>
+        <w:keepNext/>
+      </w:pPr>
+    </w:p>
+    <w:p>
+      <w:pPr>
+        <w:keepNext/>
+        <w:jc w:val="center"/>
         <w:rPr>
           <w:noProof/>
         </w:rPr>
+      </w:pPr>
+      <w:r>
         <w:drawing>
-          <wp:inline distT="0" distB="0" distL="0" distR="0" wp14:anchorId="62428CC6" wp14:editId="28DA504C">
-            <wp:extent cx="5555344" cy="2633472"/>
-            <wp:effectExtent l="0" t="0" r="7620" b="0"/>
-            <wp:docPr id="479546261" name="Picture 2"/>
+          <wp:anchor distT="0" distB="0" distL="114300" distR="114300" simplePos="0" relativeHeight="251662336" behindDoc="0" locked="0" layoutInCell="1" allowOverlap="1" wp14:anchorId="194F576C" wp14:editId="2D760AA3">
+            <wp:simplePos x="0" y="0"/>
+            <wp:positionH relativeFrom="margin">
+              <wp:align>center</wp:align>
+            </wp:positionH>
+            <wp:positionV relativeFrom="paragraph">
+              <wp:posOffset>435595</wp:posOffset>
+            </wp:positionV>
+            <wp:extent cx="6517640" cy="2870200"/>
+            <wp:effectExtent l="0" t="0" r="0" b="6350"/>
+            <wp:wrapSquare wrapText="bothSides"/>
+            <wp:docPr id="1237920794" name="Picture 1"/>
             <wp:cNvGraphicFramePr>
               <a:graphicFrameLocks xmlns:a="http://schemas.openxmlformats.org/drawingml/2006/main" noChangeAspect="1"/>
             </wp:cNvGraphicFramePr>
@@ -3621,13 +3776,250 @@
               <a:graphicData uri="http://schemas.openxmlformats.org/drawingml/2006/picture">
                 <pic:pic xmlns:pic="http://schemas.openxmlformats.org/drawingml/2006/picture">
                   <pic:nvPicPr>
-                    <pic:cNvPr id="0" name="Picture 2"/>
+                    <pic:cNvPr id="1237920794" name=""/>
+                    <pic:cNvPicPr/>
+                  </pic:nvPicPr>
+                  <pic:blipFill>
+                    <a:blip r:embed="rId15">
+                      <a:extLst>
+                        <a:ext uri="{28A0092B-C50C-407E-A947-70E740481C1C}">
+                          <a14:useLocalDpi xmlns:a14="http://schemas.microsoft.com/office/drawing/2010/main" val="0"/>
+                        </a:ext>
+                      </a:extLst>
+                    </a:blip>
+                    <a:stretch>
+                      <a:fillRect/>
+                    </a:stretch>
+                  </pic:blipFill>
+                  <pic:spPr>
+                    <a:xfrm>
+                      <a:off x="0" y="0"/>
+                      <a:ext cx="6517640" cy="2870200"/>
+                    </a:xfrm>
+                    <a:prstGeom prst="rect">
+                      <a:avLst/>
+                    </a:prstGeom>
+                  </pic:spPr>
+                </pic:pic>
+              </a:graphicData>
+            </a:graphic>
+            <wp14:sizeRelH relativeFrom="margin">
+              <wp14:pctWidth>0</wp14:pctWidth>
+            </wp14:sizeRelH>
+            <wp14:sizeRelV relativeFrom="margin">
+              <wp14:pctHeight>0</wp14:pctHeight>
+            </wp14:sizeRelV>
+          </wp:anchor>
+        </w:drawing>
+      </w:r>
+    </w:p>
+    <w:p>
+      <w:pPr>
+        <w:pStyle w:val="Caption"/>
+        <w:jc w:val="center"/>
+        <w:rPr>
+          <w:sz w:val="20"/>
+          <w:szCs w:val="20"/>
+        </w:rPr>
+      </w:pPr>
+      <w:r>
+        <w:rPr>
+          <w:sz w:val="20"/>
+          <w:szCs w:val="20"/>
+        </w:rPr>
+        <w:t xml:space="preserve">Figure </w:t>
+      </w:r>
+      <w:r>
+        <w:rPr>
+          <w:sz w:val="20"/>
+          <w:szCs w:val="20"/>
+        </w:rPr>
+        <w:fldChar w:fldCharType="begin"/>
+      </w:r>
+      <w:r>
+        <w:rPr>
+          <w:sz w:val="20"/>
+          <w:szCs w:val="20"/>
+        </w:rPr>
+        <w:instrText xml:space="preserve"> SEQ Figure \* ARABIC </w:instrText>
+      </w:r>
+      <w:r>
+        <w:rPr>
+          <w:sz w:val="20"/>
+          <w:szCs w:val="20"/>
+        </w:rPr>
+        <w:fldChar w:fldCharType="separate"/>
+      </w:r>
+      <w:r>
+        <w:rPr>
+          <w:noProof/>
+          <w:sz w:val="20"/>
+          <w:szCs w:val="20"/>
+        </w:rPr>
+        <w:t>9</w:t>
+      </w:r>
+      <w:r>
+        <w:rPr>
+          <w:noProof/>
+          <w:sz w:val="20"/>
+          <w:szCs w:val="20"/>
+        </w:rPr>
+        <w:fldChar w:fldCharType="end"/>
+      </w:r>
+      <w:r>
+        <w:rPr>
+          <w:sz w:val="20"/>
+          <w:szCs w:val="20"/>
+        </w:rPr>
+        <w:t>:</w:t>
+      </w:r>
+      <w:r>
+        <w:rPr>
+          <w:sz w:val="20"/>
+          <w:szCs w:val="20"/>
+        </w:rPr>
+        <w:t xml:space="preserve"> </w:t>
+      </w:r>
+      <w:r>
+        <w:rPr>
+          <w:sz w:val="20"/>
+          <w:szCs w:val="20"/>
+        </w:rPr>
+        <w:t>Spectrum Analyzer capture with data graph.</w:t>
+      </w:r>
+    </w:p>
+    <w:p>
+      <w:pPr>
+        <w:rPr>
+          <w:rFonts w:asciiTheme="majorHAnsi" w:eastAsiaTheme="majorEastAsia" w:hAnsiTheme="majorHAnsi" w:cstheme="majorBidi"/>
+          <w:color w:val="0F4761" w:themeColor="accent1" w:themeShade="BF"/>
+          <w:sz w:val="40"/>
+          <w:szCs w:val="40"/>
+        </w:rPr>
+      </w:pPr>
+    </w:p>
+    <w:p>
+      <w:pPr>
+        <w:jc w:val="center"/>
+        <w:rPr>
+          <w:rFonts w:asciiTheme="majorHAnsi" w:eastAsiaTheme="majorEastAsia" w:hAnsiTheme="majorHAnsi" w:cstheme="majorBidi"/>
+          <w:color w:val="0F4761" w:themeColor="accent1" w:themeShade="BF"/>
+          <w:sz w:val="40"/>
+          <w:szCs w:val="40"/>
+        </w:rPr>
+      </w:pPr>
+      <w:r>
+        <w:rPr>
+          <w:rFonts w:asciiTheme="majorHAnsi" w:eastAsiaTheme="majorEastAsia" w:hAnsiTheme="majorHAnsi" w:cstheme="majorBidi"/>
+          <w:color w:val="0F4761" w:themeColor="accent1" w:themeShade="BF"/>
+          <w:sz w:val="40"/>
+          <w:szCs w:val="40"/>
+        </w:rPr>
+        <w:drawing>
+          <wp:inline distT="0" distB="0" distL="0" distR="0" wp14:anchorId="3372B90C" wp14:editId="6DB6DF15">
+            <wp:extent cx="4772691" cy="1086002"/>
+            <wp:effectExtent l="0" t="0" r="0" b="0"/>
+            <wp:docPr id="2114277031" name="Picture 1"/>
+            <wp:cNvGraphicFramePr>
+              <a:graphicFrameLocks xmlns:a="http://schemas.openxmlformats.org/drawingml/2006/main" noChangeAspect="1"/>
+            </wp:cNvGraphicFramePr>
+            <a:graphic xmlns:a="http://schemas.openxmlformats.org/drawingml/2006/main">
+              <a:graphicData uri="http://schemas.openxmlformats.org/drawingml/2006/picture">
+                <pic:pic xmlns:pic="http://schemas.openxmlformats.org/drawingml/2006/picture">
+                  <pic:nvPicPr>
+                    <pic:cNvPr id="2114277031" name=""/>
+                    <pic:cNvPicPr/>
+                  </pic:nvPicPr>
+                  <pic:blipFill>
+                    <a:blip r:embed="rId16">
+                      <a:extLst>
+                        <a:ext uri="{28A0092B-C50C-407E-A947-70E740481C1C}">
+                          <a14:useLocalDpi xmlns:a14="http://schemas.microsoft.com/office/drawing/2010/main" val="0"/>
+                        </a:ext>
+                      </a:extLst>
+                    </a:blip>
+                    <a:stretch>
+                      <a:fillRect/>
+                    </a:stretch>
+                  </pic:blipFill>
+                  <pic:spPr>
+                    <a:xfrm>
+                      <a:off x="0" y="0"/>
+                      <a:ext cx="4772691" cy="1086002"/>
+                    </a:xfrm>
+                    <a:prstGeom prst="rect">
+                      <a:avLst/>
+                    </a:prstGeom>
+                  </pic:spPr>
+                </pic:pic>
+              </a:graphicData>
+            </a:graphic>
+          </wp:inline>
+        </w:drawing>
+      </w:r>
+    </w:p>
+    <w:p>
+      <w:pPr>
+        <w:pStyle w:val="Heading1"/>
+      </w:pPr>
+    </w:p>
+    <w:p/>
+    <w:p/>
+    <w:p>
+      <w:pPr>
+        <w:pStyle w:val="Heading1"/>
+      </w:pPr>
+      <w:r>
+        <w:lastRenderedPageBreak/>
+        <w:t>Manchester Encoded data packet</w:t>
+      </w:r>
+    </w:p>
+    <w:p>
+      <w:pPr>
+        <w:pStyle w:val="NoSpacing"/>
+      </w:pPr>
+    </w:p>
+    <w:p>
+      <w:pPr>
+        <w:keepNext/>
+      </w:pPr>
+      <w:r>
+        <w:t>The following figure shows the Manchester-encoded data packet, including the structure of the transmitted signal.</w:t>
+      </w:r>
+    </w:p>
+    <w:p>
+      <w:pPr>
+        <w:keepNext/>
+      </w:pPr>
+    </w:p>
+    <w:p>
+      <w:pPr>
+        <w:keepNext/>
+        <w:jc w:val="center"/>
+      </w:pPr>
+      <w:r>
+        <w:rPr>
+          <w:noProof/>
+        </w:rPr>
+        <w:drawing>
+          <wp:inline distT="0" distB="0" distL="0" distR="0" wp14:anchorId="03CB7067" wp14:editId="7D24C803">
+            <wp:extent cx="6221105" cy="3912781"/>
+            <wp:effectExtent l="0" t="0" r="8255" b="0"/>
+            <wp:docPr id="782494372" name="Picture 4"/>
+            <wp:cNvGraphicFramePr>
+              <a:graphicFrameLocks xmlns:a="http://schemas.openxmlformats.org/drawingml/2006/main" noChangeAspect="1"/>
+            </wp:cNvGraphicFramePr>
+            <a:graphic xmlns:a="http://schemas.openxmlformats.org/drawingml/2006/main">
+              <a:graphicData uri="http://schemas.openxmlformats.org/drawingml/2006/picture">
+                <pic:pic xmlns:pic="http://schemas.openxmlformats.org/drawingml/2006/picture">
+                  <pic:nvPicPr>
+                    <pic:cNvPr id="0" name="Picture 9"/>
                     <pic:cNvPicPr>
                       <a:picLocks noChangeAspect="1" noChangeArrowheads="1"/>
                     </pic:cNvPicPr>
                   </pic:nvPicPr>
                   <pic:blipFill>
-                    <a:blip r:embed="rId14" cstate="print">
+                    <a:blip r:embed="rId17">
                       <a:extLst>
                         <a:ext uri="{28A0092B-C50C-407E-A947-70E740481C1C}">
                           <a14:useLocalDpi xmlns:a14="http://schemas.microsoft.com/office/drawing/2010/main" val="0"/>
@@ -3642,146 +4034,7 @@
                   <pic:spPr bwMode="auto">
                     <a:xfrm>
                       <a:off x="0" y="0"/>
-                      <a:ext cx="5568831" cy="2639865"/>
-                    </a:xfrm>
-                    <a:prstGeom prst="rect">
-                      <a:avLst/>
-                    </a:prstGeom>
-                    <a:noFill/>
-                  </pic:spPr>
-                </pic:pic>
-              </a:graphicData>
-            </a:graphic>
-          </wp:inline>
-        </w:drawing>
-      </w:r>
-    </w:p>
-    <w:p>
-      <w:pPr>
-        <w:pStyle w:val="Caption"/>
-        <w:jc w:val="center"/>
-        <w:rPr>
-          <w:sz w:val="20"/>
-          <w:szCs w:val="20"/>
-        </w:rPr>
-      </w:pPr>
-      <w:r>
-        <w:rPr>
-          <w:sz w:val="20"/>
-          <w:szCs w:val="20"/>
-        </w:rPr>
-        <w:t xml:space="preserve">Figure </w:t>
-      </w:r>
-      <w:r>
-        <w:rPr>
-          <w:sz w:val="20"/>
-          <w:szCs w:val="20"/>
-        </w:rPr>
-        <w:fldChar w:fldCharType="begin"/>
-      </w:r>
-      <w:r>
-        <w:rPr>
-          <w:sz w:val="20"/>
-          <w:szCs w:val="20"/>
-        </w:rPr>
-        <w:instrText xml:space="preserve"> SEQ Figure \* ARABIC </w:instrText>
-      </w:r>
-      <w:r>
-        <w:rPr>
-          <w:sz w:val="20"/>
-          <w:szCs w:val="20"/>
-        </w:rPr>
-        <w:fldChar w:fldCharType="separate"/>
-      </w:r>
-      <w:r>
-        <w:rPr>
-          <w:noProof/>
-          <w:sz w:val="20"/>
-          <w:szCs w:val="20"/>
-        </w:rPr>
-        <w:t>8</w:t>
-      </w:r>
-      <w:r>
-        <w:rPr>
-          <w:noProof/>
-          <w:sz w:val="20"/>
-          <w:szCs w:val="20"/>
-        </w:rPr>
-        <w:fldChar w:fldCharType="end"/>
-      </w:r>
-      <w:r>
-        <w:rPr>
-          <w:sz w:val="20"/>
-          <w:szCs w:val="20"/>
-        </w:rPr>
-        <w:t>:Spectrum Analyzer capture with data graph.</w:t>
-      </w:r>
-    </w:p>
-    <w:p/>
-    <w:p>
-      <w:pPr>
-        <w:pStyle w:val="Heading1"/>
-      </w:pPr>
-      <w:r>
-        <w:lastRenderedPageBreak/>
-        <w:t>Manchester Encoded data packet</w:t>
-      </w:r>
-    </w:p>
-    <w:p>
-      <w:pPr>
-        <w:keepNext/>
-      </w:pPr>
-      <w:r>
-        <w:t>The following figure shows the Manchester-encoded data packet, including the structure of the transmitted signal.</w:t>
-      </w:r>
-    </w:p>
-    <w:p>
-      <w:pPr>
-        <w:keepNext/>
-      </w:pPr>
-    </w:p>
-    <w:p>
-      <w:pPr>
-        <w:keepNext/>
-      </w:pPr>
-      <w:r>
-        <w:rPr>
-          <w:noProof/>
-        </w:rPr>
-        <w:drawing>
-          <wp:inline distT="0" distB="0" distL="0" distR="0" wp14:anchorId="4EDAED8B" wp14:editId="7013B6CF">
-            <wp:extent cx="5512981" cy="3467405"/>
-            <wp:effectExtent l="0" t="0" r="0" b="0"/>
-            <wp:docPr id="782494372" name="Picture 4"/>
-            <wp:cNvGraphicFramePr>
-              <a:graphicFrameLocks xmlns:a="http://schemas.openxmlformats.org/drawingml/2006/main" noChangeAspect="1"/>
-            </wp:cNvGraphicFramePr>
-            <a:graphic xmlns:a="http://schemas.openxmlformats.org/drawingml/2006/main">
-              <a:graphicData uri="http://schemas.openxmlformats.org/drawingml/2006/picture">
-                <pic:pic xmlns:pic="http://schemas.openxmlformats.org/drawingml/2006/picture">
-                  <pic:nvPicPr>
-                    <pic:cNvPr id="0" name="Picture 9"/>
-                    <pic:cNvPicPr>
-                      <a:picLocks noChangeAspect="1" noChangeArrowheads="1"/>
-                    </pic:cNvPicPr>
-                  </pic:nvPicPr>
-                  <pic:blipFill>
-                    <a:blip r:embed="rId15">
-                      <a:extLst>
-                        <a:ext uri="{28A0092B-C50C-407E-A947-70E740481C1C}">
-                          <a14:useLocalDpi xmlns:a14="http://schemas.microsoft.com/office/drawing/2010/main" val="0"/>
-                        </a:ext>
-                      </a:extLst>
-                    </a:blip>
-                    <a:srcRect/>
-                    <a:stretch>
-                      <a:fillRect/>
-                    </a:stretch>
-                  </pic:blipFill>
-                  <pic:spPr bwMode="auto">
-                    <a:xfrm>
-                      <a:off x="0" y="0"/>
-                      <a:ext cx="5522985" cy="3473697"/>
+                      <a:ext cx="6244444" cy="3927460"/>
                     </a:xfrm>
                     <a:prstGeom prst="rect">
                       <a:avLst/>
@@ -3841,7 +4094,7 @@
           <w:sz w:val="20"/>
           <w:szCs w:val="20"/>
         </w:rPr>
-        <w:t>9</w:t>
+        <w:t>10</w:t>
       </w:r>
       <w:r>
         <w:rPr>
@@ -3859,20 +4112,11 @@
         <w:t>: Oscilloscope capture of Manchester encoded data packet.</w:t>
       </w:r>
     </w:p>
-    <w:p>
-      <w:pPr>
-        <w:rPr>
-          <w:i/>
-          <w:iCs/>
-          <w:color w:val="0E2841" w:themeColor="text2"/>
-          <w:sz w:val="18"/>
-          <w:szCs w:val="18"/>
-        </w:rPr>
-      </w:pPr>
-      <w:r>
-        <w:br w:type="page"/>
-      </w:r>
-    </w:p>
+    <w:p/>
+    <w:p/>
+    <w:p/>
+    <w:p/>
+    <w:p/>
     <w:p>
       <w:pPr>
         <w:pStyle w:val="Heading1"/>
@@ -5451,7 +5695,6 @@
   <w:style w:type="character" w:default="1" w:styleId="DefaultParagraphFont">
     <w:name w:val="Default Paragraph Font"/>
     <w:uiPriority w:val="1"/>
-    <w:semiHidden/>
     <w:unhideWhenUsed/>
   </w:style>
   <w:style w:type="table" w:default="1" w:styleId="TableNormal">
